--- a/L1_compilerandmacro/L1-CompilerandMacros.docx
+++ b/L1_compilerandmacro/L1-CompilerandMacros.docx
@@ -339,61 +339,7 @@
                 <w:sz w:val="40"/>
                 <w:szCs w:val="40"/>
               </w:rPr>
-              <w:t xml:space="preserve">Chia </w:t>
-            </w:r>
-            <w:proofErr w:type="spellStart"/>
-            <w:r>
-              <w:rPr>
-                <w:rFonts w:ascii="Times New Roman" w:hAnsi="Times New Roman" w:cs="Times New Roman"/>
-                <w:sz w:val="40"/>
-                <w:szCs w:val="40"/>
-              </w:rPr>
-              <w:t>thành</w:t>
-            </w:r>
-            <w:proofErr w:type="spellEnd"/>
-            <w:r>
-              <w:rPr>
-                <w:rFonts w:ascii="Times New Roman" w:hAnsi="Times New Roman" w:cs="Times New Roman"/>
-                <w:sz w:val="40"/>
-                <w:szCs w:val="40"/>
-              </w:rPr>
-              <w:t xml:space="preserve"> 3 </w:t>
-            </w:r>
-            <w:proofErr w:type="spellStart"/>
-            <w:r>
-              <w:rPr>
-                <w:rFonts w:ascii="Times New Roman" w:hAnsi="Times New Roman" w:cs="Times New Roman"/>
-                <w:sz w:val="40"/>
-                <w:szCs w:val="40"/>
-              </w:rPr>
-              <w:t>nhóm</w:t>
-            </w:r>
-            <w:proofErr w:type="spellEnd"/>
-            <w:r>
-              <w:rPr>
-                <w:rFonts w:ascii="Times New Roman" w:hAnsi="Times New Roman" w:cs="Times New Roman"/>
-                <w:sz w:val="40"/>
-                <w:szCs w:val="40"/>
-              </w:rPr>
-              <w:t xml:space="preserve"> </w:t>
-            </w:r>
-            <w:proofErr w:type="spellStart"/>
-            <w:r>
-              <w:rPr>
-                <w:rFonts w:ascii="Times New Roman" w:hAnsi="Times New Roman" w:cs="Times New Roman"/>
-                <w:sz w:val="40"/>
-                <w:szCs w:val="40"/>
-              </w:rPr>
-              <w:t>chính</w:t>
-            </w:r>
-            <w:proofErr w:type="spellEnd"/>
-            <w:r>
-              <w:rPr>
-                <w:rFonts w:ascii="Times New Roman" w:hAnsi="Times New Roman" w:cs="Times New Roman"/>
-                <w:sz w:val="40"/>
-                <w:szCs w:val="40"/>
-              </w:rPr>
-              <w:t>:</w:t>
+              <w:t>Chia thành 3 nhóm chính:</w:t>
             </w:r>
             <w:r>
               <w:rPr>
@@ -707,133 +653,7 @@
                 <w:sz w:val="40"/>
                 <w:szCs w:val="40"/>
               </w:rPr>
-              <w:t xml:space="preserve">Copy </w:t>
-            </w:r>
-            <w:proofErr w:type="spellStart"/>
-            <w:r>
-              <w:rPr>
-                <w:rFonts w:ascii="Times New Roman" w:hAnsi="Times New Roman" w:cs="Times New Roman"/>
-                <w:sz w:val="40"/>
-                <w:szCs w:val="40"/>
-              </w:rPr>
-              <w:t>mã</w:t>
-            </w:r>
-            <w:proofErr w:type="spellEnd"/>
-            <w:r>
-              <w:rPr>
-                <w:rFonts w:ascii="Times New Roman" w:hAnsi="Times New Roman" w:cs="Times New Roman"/>
-                <w:sz w:val="40"/>
-                <w:szCs w:val="40"/>
-              </w:rPr>
-              <w:t xml:space="preserve"> </w:t>
-            </w:r>
-            <w:proofErr w:type="spellStart"/>
-            <w:r>
-              <w:rPr>
-                <w:rFonts w:ascii="Times New Roman" w:hAnsi="Times New Roman" w:cs="Times New Roman"/>
-                <w:sz w:val="40"/>
-                <w:szCs w:val="40"/>
-              </w:rPr>
-              <w:t>nguồn</w:t>
-            </w:r>
-            <w:proofErr w:type="spellEnd"/>
-            <w:r>
-              <w:rPr>
-                <w:rFonts w:ascii="Times New Roman" w:hAnsi="Times New Roman" w:cs="Times New Roman"/>
-                <w:sz w:val="40"/>
-                <w:szCs w:val="40"/>
-              </w:rPr>
-              <w:t xml:space="preserve"> </w:t>
-            </w:r>
-            <w:proofErr w:type="spellStart"/>
-            <w:r>
-              <w:rPr>
-                <w:rFonts w:ascii="Times New Roman" w:hAnsi="Times New Roman" w:cs="Times New Roman"/>
-                <w:sz w:val="40"/>
-                <w:szCs w:val="40"/>
-              </w:rPr>
-              <w:t>của</w:t>
-            </w:r>
-            <w:proofErr w:type="spellEnd"/>
-            <w:r>
-              <w:rPr>
-                <w:rFonts w:ascii="Times New Roman" w:hAnsi="Times New Roman" w:cs="Times New Roman"/>
-                <w:sz w:val="40"/>
-                <w:szCs w:val="40"/>
-              </w:rPr>
-              <w:t xml:space="preserve"> </w:t>
-            </w:r>
-            <w:proofErr w:type="spellStart"/>
-            <w:r>
-              <w:rPr>
-                <w:rFonts w:ascii="Times New Roman" w:hAnsi="Times New Roman" w:cs="Times New Roman"/>
-                <w:sz w:val="40"/>
-                <w:szCs w:val="40"/>
-              </w:rPr>
-              <w:t>thư</w:t>
-            </w:r>
-            <w:proofErr w:type="spellEnd"/>
-            <w:r>
-              <w:rPr>
-                <w:rFonts w:ascii="Times New Roman" w:hAnsi="Times New Roman" w:cs="Times New Roman"/>
-                <w:sz w:val="40"/>
-                <w:szCs w:val="40"/>
-              </w:rPr>
-              <w:t xml:space="preserve"> </w:t>
-            </w:r>
-            <w:proofErr w:type="spellStart"/>
-            <w:r>
-              <w:rPr>
-                <w:rFonts w:ascii="Times New Roman" w:hAnsi="Times New Roman" w:cs="Times New Roman"/>
-                <w:sz w:val="40"/>
-                <w:szCs w:val="40"/>
-              </w:rPr>
-              <w:t>viện</w:t>
-            </w:r>
-            <w:proofErr w:type="spellEnd"/>
-            <w:r>
-              <w:rPr>
-                <w:rFonts w:ascii="Times New Roman" w:hAnsi="Times New Roman" w:cs="Times New Roman"/>
-                <w:sz w:val="40"/>
-                <w:szCs w:val="40"/>
-              </w:rPr>
-              <w:t xml:space="preserve"> </w:t>
-            </w:r>
-            <w:proofErr w:type="spellStart"/>
-            <w:r>
-              <w:rPr>
-                <w:rFonts w:ascii="Times New Roman" w:hAnsi="Times New Roman" w:cs="Times New Roman"/>
-                <w:sz w:val="40"/>
-                <w:szCs w:val="40"/>
-              </w:rPr>
-              <w:t>vào</w:t>
-            </w:r>
-            <w:proofErr w:type="spellEnd"/>
-            <w:r>
-              <w:rPr>
-                <w:rFonts w:ascii="Times New Roman" w:hAnsi="Times New Roman" w:cs="Times New Roman"/>
-                <w:sz w:val="40"/>
-                <w:szCs w:val="40"/>
-              </w:rPr>
-              <w:t xml:space="preserve">, </w:t>
-            </w:r>
-            <w:proofErr w:type="spellStart"/>
-            <w:r>
-              <w:rPr>
-                <w:rFonts w:ascii="Times New Roman" w:hAnsi="Times New Roman" w:cs="Times New Roman"/>
-                <w:sz w:val="40"/>
-                <w:szCs w:val="40"/>
-              </w:rPr>
-              <w:t>xóa</w:t>
-            </w:r>
-            <w:proofErr w:type="spellEnd"/>
-            <w:r>
-              <w:rPr>
-                <w:rFonts w:ascii="Times New Roman" w:hAnsi="Times New Roman" w:cs="Times New Roman"/>
-                <w:sz w:val="40"/>
-                <w:szCs w:val="40"/>
-              </w:rPr>
-              <w:t xml:space="preserve"> comment.</w:t>
+              <w:t>Copy mã nguồn của thư viện vào, xóa comment.</w:t>
             </w:r>
           </w:p>
           <w:p>
@@ -852,157 +672,21 @@
                 <w:szCs w:val="40"/>
               </w:rPr>
             </w:pPr>
-            <w:proofErr w:type="spellStart"/>
-            <w:r>
-              <w:rPr>
-                <w:rFonts w:ascii="Times New Roman" w:hAnsi="Times New Roman" w:cs="Times New Roman"/>
-                <w:sz w:val="40"/>
-                <w:szCs w:val="40"/>
-              </w:rPr>
-              <w:t>Thế</w:t>
-            </w:r>
-            <w:proofErr w:type="spellEnd"/>
-            <w:r>
-              <w:rPr>
-                <w:rFonts w:ascii="Times New Roman" w:hAnsi="Times New Roman" w:cs="Times New Roman"/>
-                <w:sz w:val="40"/>
-                <w:szCs w:val="40"/>
-              </w:rPr>
-              <w:t xml:space="preserve"> </w:t>
-            </w:r>
-            <w:proofErr w:type="spellStart"/>
-            <w:r>
-              <w:rPr>
-                <w:rFonts w:ascii="Times New Roman" w:hAnsi="Times New Roman" w:cs="Times New Roman"/>
-                <w:sz w:val="40"/>
-                <w:szCs w:val="40"/>
-              </w:rPr>
-              <w:t>giá</w:t>
-            </w:r>
-            <w:proofErr w:type="spellEnd"/>
-            <w:r>
-              <w:rPr>
-                <w:rFonts w:ascii="Times New Roman" w:hAnsi="Times New Roman" w:cs="Times New Roman"/>
-                <w:sz w:val="40"/>
-                <w:szCs w:val="40"/>
-              </w:rPr>
-              <w:t xml:space="preserve"> </w:t>
-            </w:r>
-            <w:proofErr w:type="spellStart"/>
-            <w:r>
-              <w:rPr>
-                <w:rFonts w:ascii="Times New Roman" w:hAnsi="Times New Roman" w:cs="Times New Roman"/>
-                <w:sz w:val="40"/>
-                <w:szCs w:val="40"/>
-              </w:rPr>
-              <w:t>trị</w:t>
-            </w:r>
-            <w:proofErr w:type="spellEnd"/>
-            <w:r>
-              <w:rPr>
-                <w:rFonts w:ascii="Times New Roman" w:hAnsi="Times New Roman" w:cs="Times New Roman"/>
-                <w:sz w:val="40"/>
-                <w:szCs w:val="40"/>
-              </w:rPr>
-              <w:t xml:space="preserve"> </w:t>
-            </w:r>
-            <w:proofErr w:type="spellStart"/>
-            <w:r>
-              <w:rPr>
-                <w:rFonts w:ascii="Times New Roman" w:hAnsi="Times New Roman" w:cs="Times New Roman"/>
-                <w:sz w:val="40"/>
-                <w:szCs w:val="40"/>
-              </w:rPr>
-              <w:t>vào</w:t>
-            </w:r>
-            <w:proofErr w:type="spellEnd"/>
-            <w:r>
-              <w:rPr>
-                <w:rFonts w:ascii="Times New Roman" w:hAnsi="Times New Roman" w:cs="Times New Roman"/>
-                <w:sz w:val="40"/>
-                <w:szCs w:val="40"/>
-              </w:rPr>
-              <w:t xml:space="preserve"> </w:t>
-            </w:r>
-            <w:proofErr w:type="spellStart"/>
-            <w:r>
-              <w:rPr>
-                <w:rFonts w:ascii="Times New Roman" w:hAnsi="Times New Roman" w:cs="Times New Roman"/>
-                <w:sz w:val="40"/>
-                <w:szCs w:val="40"/>
-              </w:rPr>
-              <w:t>biến</w:t>
-            </w:r>
-            <w:proofErr w:type="spellEnd"/>
-            <w:r>
-              <w:rPr>
-                <w:rFonts w:ascii="Times New Roman" w:hAnsi="Times New Roman" w:cs="Times New Roman"/>
-                <w:sz w:val="40"/>
-                <w:szCs w:val="40"/>
-              </w:rPr>
-              <w:t xml:space="preserve"> </w:t>
-            </w:r>
-            <w:proofErr w:type="spellStart"/>
-            <w:r>
-              <w:rPr>
-                <w:rFonts w:ascii="Times New Roman" w:hAnsi="Times New Roman" w:cs="Times New Roman"/>
-                <w:sz w:val="40"/>
-                <w:szCs w:val="40"/>
-              </w:rPr>
-              <w:t>từ</w:t>
-            </w:r>
-            <w:proofErr w:type="spellEnd"/>
-            <w:r>
-              <w:rPr>
-                <w:rFonts w:ascii="Times New Roman" w:hAnsi="Times New Roman" w:cs="Times New Roman"/>
-                <w:sz w:val="40"/>
-                <w:szCs w:val="40"/>
-              </w:rPr>
-              <w:t xml:space="preserve"> define</w:t>
-            </w:r>
-            <w:r>
-              <w:rPr>
-                <w:rFonts w:ascii="Times New Roman" w:hAnsi="Times New Roman" w:cs="Times New Roman"/>
-                <w:sz w:val="40"/>
-                <w:szCs w:val="40"/>
-              </w:rPr>
-              <w:t xml:space="preserve">, </w:t>
-            </w:r>
-            <w:proofErr w:type="spellStart"/>
-            <w:r>
-              <w:rPr>
-                <w:rFonts w:ascii="Times New Roman" w:hAnsi="Times New Roman" w:cs="Times New Roman"/>
-                <w:sz w:val="40"/>
-                <w:szCs w:val="40"/>
-              </w:rPr>
-              <w:t>thay</w:t>
-            </w:r>
-            <w:proofErr w:type="spellEnd"/>
-            <w:r>
-              <w:rPr>
-                <w:rFonts w:ascii="Times New Roman" w:hAnsi="Times New Roman" w:cs="Times New Roman"/>
-                <w:sz w:val="40"/>
-                <w:szCs w:val="40"/>
-              </w:rPr>
-              <w:t xml:space="preserve"> </w:t>
-            </w:r>
-            <w:proofErr w:type="spellStart"/>
-            <w:r>
-              <w:rPr>
-                <w:rFonts w:ascii="Times New Roman" w:hAnsi="Times New Roman" w:cs="Times New Roman"/>
-                <w:sz w:val="40"/>
-                <w:szCs w:val="40"/>
-              </w:rPr>
-              <w:t>thế</w:t>
-            </w:r>
-            <w:proofErr w:type="spellEnd"/>
-            <w:r>
-              <w:rPr>
-                <w:rFonts w:ascii="Times New Roman" w:hAnsi="Times New Roman" w:cs="Times New Roman"/>
-                <w:sz w:val="40"/>
-                <w:szCs w:val="40"/>
-              </w:rPr>
-              <w:t xml:space="preserve"> macro.</w:t>
+            <w:r>
+              <w:rPr>
+                <w:rFonts w:ascii="Times New Roman" w:hAnsi="Times New Roman" w:cs="Times New Roman"/>
+                <w:sz w:val="40"/>
+                <w:szCs w:val="40"/>
+              </w:rPr>
+              <w:t>Thế giá trị vào biến từ define</w:t>
+            </w:r>
+            <w:r>
+              <w:rPr>
+                <w:rFonts w:ascii="Times New Roman" w:hAnsi="Times New Roman" w:cs="Times New Roman"/>
+                <w:sz w:val="40"/>
+                <w:szCs w:val="40"/>
+              </w:rPr>
+              <w:t>, thay thế macro.</w:t>
             </w:r>
           </w:p>
           <w:p>
@@ -1021,88 +705,14 @@
                 <w:szCs w:val="40"/>
               </w:rPr>
             </w:pPr>
-            <w:proofErr w:type="spellStart"/>
-            <w:r>
-              <w:rPr>
-                <w:rFonts w:ascii="Times New Roman" w:hAnsi="Times New Roman" w:cs="Times New Roman"/>
-                <w:sz w:val="40"/>
-                <w:szCs w:val="40"/>
-              </w:rPr>
-              <w:t>Giữ</w:t>
-            </w:r>
-            <w:proofErr w:type="spellEnd"/>
-            <w:r>
-              <w:rPr>
-                <w:rFonts w:ascii="Times New Roman" w:hAnsi="Times New Roman" w:cs="Times New Roman"/>
-                <w:sz w:val="40"/>
-                <w:szCs w:val="40"/>
-              </w:rPr>
-              <w:t xml:space="preserve"> </w:t>
-            </w:r>
-            <w:proofErr w:type="spellStart"/>
-            <w:r>
-              <w:rPr>
-                <w:rFonts w:ascii="Times New Roman" w:hAnsi="Times New Roman" w:cs="Times New Roman"/>
-                <w:sz w:val="40"/>
-                <w:szCs w:val="40"/>
-              </w:rPr>
-              <w:t>nguyên</w:t>
-            </w:r>
-            <w:proofErr w:type="spellEnd"/>
-            <w:r>
-              <w:rPr>
-                <w:rFonts w:ascii="Times New Roman" w:hAnsi="Times New Roman" w:cs="Times New Roman"/>
-                <w:sz w:val="40"/>
-                <w:szCs w:val="40"/>
-              </w:rPr>
-              <w:t xml:space="preserve"> </w:t>
-            </w:r>
-            <w:proofErr w:type="spellStart"/>
-            <w:r>
-              <w:rPr>
-                <w:rFonts w:ascii="Times New Roman" w:hAnsi="Times New Roman" w:cs="Times New Roman"/>
-                <w:sz w:val="40"/>
-                <w:szCs w:val="40"/>
-              </w:rPr>
-              <w:t>thứ</w:t>
-            </w:r>
-            <w:proofErr w:type="spellEnd"/>
-            <w:r>
-              <w:rPr>
-                <w:rFonts w:ascii="Times New Roman" w:hAnsi="Times New Roman" w:cs="Times New Roman"/>
-                <w:sz w:val="40"/>
-                <w:szCs w:val="40"/>
-              </w:rPr>
-              <w:t xml:space="preserve"> </w:t>
-            </w:r>
-            <w:proofErr w:type="spellStart"/>
-            <w:r>
-              <w:rPr>
-                <w:rFonts w:ascii="Times New Roman" w:hAnsi="Times New Roman" w:cs="Times New Roman"/>
-                <w:sz w:val="40"/>
-                <w:szCs w:val="40"/>
-              </w:rPr>
-              <w:t>còn</w:t>
-            </w:r>
-            <w:proofErr w:type="spellEnd"/>
-            <w:r>
-              <w:rPr>
-                <w:rFonts w:ascii="Times New Roman" w:hAnsi="Times New Roman" w:cs="Times New Roman"/>
-                <w:sz w:val="40"/>
-                <w:szCs w:val="40"/>
-              </w:rPr>
-              <w:t xml:space="preserve"> </w:t>
-            </w:r>
-            <w:proofErr w:type="spellStart"/>
-            <w:r>
-              <w:rPr>
-                <w:rFonts w:ascii="Times New Roman" w:hAnsi="Times New Roman" w:cs="Times New Roman"/>
-                <w:sz w:val="40"/>
-                <w:szCs w:val="40"/>
-              </w:rPr>
-              <w:t>lại</w:t>
-            </w:r>
-            <w:proofErr w:type="spellEnd"/>
+            <w:r>
+              <w:rPr>
+                <w:rFonts w:ascii="Times New Roman" w:hAnsi="Times New Roman" w:cs="Times New Roman"/>
+                <w:sz w:val="40"/>
+                <w:szCs w:val="40"/>
+              </w:rPr>
+              <w:t>Giữ nguyên thứ còn lại</w:t>
+            </w:r>
             <w:r>
               <w:rPr>
                 <w:rFonts w:ascii="Times New Roman" w:hAnsi="Times New Roman" w:cs="Times New Roman"/>
@@ -1184,7 +794,6 @@
               </w:rPr>
               <w:t>Input: File.</w:t>
             </w:r>
-            <w:proofErr w:type="spellStart"/>
             <w:r>
               <w:rPr>
                 <w:rFonts w:ascii="Times New Roman" w:hAnsi="Times New Roman" w:cs="Times New Roman"/>
@@ -1193,7 +802,6 @@
               </w:rPr>
               <w:t>i</w:t>
             </w:r>
-            <w:proofErr w:type="spellEnd"/>
             <w:r>
               <w:rPr>
                 <w:rFonts w:ascii="Times New Roman" w:hAnsi="Times New Roman" w:cs="Times New Roman"/>
@@ -1289,7 +897,6 @@
               </w:rPr>
               <w:t xml:space="preserve"> main.</w:t>
             </w:r>
-            <w:proofErr w:type="spellStart"/>
             <w:r>
               <w:rPr>
                 <w:rFonts w:ascii="Times New Roman" w:hAnsi="Times New Roman" w:cs="Times New Roman"/>
@@ -1301,7 +908,6 @@
               </w:rPr>
               <w:t>i</w:t>
             </w:r>
-            <w:proofErr w:type="spellEnd"/>
             <w:r>
               <w:rPr>
                 <w:rFonts w:ascii="Times New Roman" w:hAnsi="Times New Roman" w:cs="Times New Roman"/>
@@ -1343,7 +949,6 @@
                 <w:szCs w:val="40"/>
               </w:rPr>
             </w:pPr>
-            <w:proofErr w:type="spellStart"/>
             <w:r>
               <w:rPr>
                 <w:rFonts w:ascii="Times New Roman" w:hAnsi="Times New Roman" w:cs="Times New Roman"/>
@@ -1351,189 +956,8 @@
                 <w:sz w:val="40"/>
                 <w:szCs w:val="40"/>
               </w:rPr>
-              <w:t>Biên</w:t>
-            </w:r>
-            <w:proofErr w:type="spellEnd"/>
-            <w:r>
-              <w:rPr>
-                <w:rFonts w:ascii="Times New Roman" w:hAnsi="Times New Roman" w:cs="Times New Roman"/>
-                <w:color w:val="000000" w:themeColor="text1"/>
-                <w:sz w:val="40"/>
-                <w:szCs w:val="40"/>
-              </w:rPr>
-              <w:t xml:space="preserve"> </w:t>
-            </w:r>
-            <w:proofErr w:type="spellStart"/>
-            <w:r>
-              <w:rPr>
-                <w:rFonts w:ascii="Times New Roman" w:hAnsi="Times New Roman" w:cs="Times New Roman"/>
-                <w:color w:val="000000" w:themeColor="text1"/>
-                <w:sz w:val="40"/>
-                <w:szCs w:val="40"/>
-              </w:rPr>
-              <w:t>dịch</w:t>
-            </w:r>
-            <w:proofErr w:type="spellEnd"/>
-            <w:r>
-              <w:rPr>
-                <w:rFonts w:ascii="Times New Roman" w:hAnsi="Times New Roman" w:cs="Times New Roman"/>
-                <w:color w:val="000000" w:themeColor="text1"/>
-                <w:sz w:val="40"/>
-                <w:szCs w:val="40"/>
-              </w:rPr>
-              <w:t xml:space="preserve"> sang </w:t>
-            </w:r>
-            <w:proofErr w:type="spellStart"/>
-            <w:r>
-              <w:rPr>
-                <w:rFonts w:ascii="Times New Roman" w:hAnsi="Times New Roman" w:cs="Times New Roman"/>
-                <w:color w:val="000000" w:themeColor="text1"/>
-                <w:sz w:val="40"/>
-                <w:szCs w:val="40"/>
-              </w:rPr>
-              <w:t>ngôn</w:t>
-            </w:r>
-            <w:proofErr w:type="spellEnd"/>
-            <w:r>
-              <w:rPr>
-                <w:rFonts w:ascii="Times New Roman" w:hAnsi="Times New Roman" w:cs="Times New Roman"/>
-                <w:color w:val="000000" w:themeColor="text1"/>
-                <w:sz w:val="40"/>
-                <w:szCs w:val="40"/>
-              </w:rPr>
-              <w:t xml:space="preserve"> </w:t>
-            </w:r>
-            <w:proofErr w:type="spellStart"/>
-            <w:r>
-              <w:rPr>
-                <w:rFonts w:ascii="Times New Roman" w:hAnsi="Times New Roman" w:cs="Times New Roman"/>
-                <w:color w:val="000000" w:themeColor="text1"/>
-                <w:sz w:val="40"/>
-                <w:szCs w:val="40"/>
-              </w:rPr>
-              <w:t>ngữ</w:t>
-            </w:r>
-            <w:proofErr w:type="spellEnd"/>
-            <w:r>
-              <w:rPr>
-                <w:rFonts w:ascii="Times New Roman" w:hAnsi="Times New Roman" w:cs="Times New Roman"/>
-                <w:color w:val="000000" w:themeColor="text1"/>
-                <w:sz w:val="40"/>
-                <w:szCs w:val="40"/>
-              </w:rPr>
-              <w:t xml:space="preserve"> assembly </w:t>
-            </w:r>
-            <w:proofErr w:type="spellStart"/>
-            <w:r>
-              <w:rPr>
-                <w:rFonts w:ascii="Times New Roman" w:hAnsi="Times New Roman" w:cs="Times New Roman"/>
-                <w:color w:val="000000" w:themeColor="text1"/>
-                <w:sz w:val="40"/>
-                <w:szCs w:val="40"/>
-              </w:rPr>
-              <w:t>để</w:t>
-            </w:r>
-            <w:proofErr w:type="spellEnd"/>
-            <w:r>
-              <w:rPr>
-                <w:rFonts w:ascii="Times New Roman" w:hAnsi="Times New Roman" w:cs="Times New Roman"/>
-                <w:color w:val="000000" w:themeColor="text1"/>
-                <w:sz w:val="40"/>
-                <w:szCs w:val="40"/>
-              </w:rPr>
-              <w:t xml:space="preserve"> </w:t>
-            </w:r>
-            <w:proofErr w:type="spellStart"/>
-            <w:r>
-              <w:rPr>
-                <w:rFonts w:ascii="Times New Roman" w:hAnsi="Times New Roman" w:cs="Times New Roman"/>
-                <w:color w:val="000000" w:themeColor="text1"/>
-                <w:sz w:val="40"/>
-                <w:szCs w:val="40"/>
-              </w:rPr>
-              <w:t>tương</w:t>
-            </w:r>
-            <w:proofErr w:type="spellEnd"/>
-            <w:r>
-              <w:rPr>
-                <w:rFonts w:ascii="Times New Roman" w:hAnsi="Times New Roman" w:cs="Times New Roman"/>
-                <w:color w:val="000000" w:themeColor="text1"/>
-                <w:sz w:val="40"/>
-                <w:szCs w:val="40"/>
-              </w:rPr>
-              <w:t xml:space="preserve"> </w:t>
-            </w:r>
-            <w:proofErr w:type="spellStart"/>
-            <w:r>
-              <w:rPr>
-                <w:rFonts w:ascii="Times New Roman" w:hAnsi="Times New Roman" w:cs="Times New Roman"/>
-                <w:color w:val="000000" w:themeColor="text1"/>
-                <w:sz w:val="40"/>
-                <w:szCs w:val="40"/>
-              </w:rPr>
-              <w:t>tác</w:t>
-            </w:r>
-            <w:proofErr w:type="spellEnd"/>
-            <w:r>
-              <w:rPr>
-                <w:rFonts w:ascii="Times New Roman" w:hAnsi="Times New Roman" w:cs="Times New Roman"/>
-                <w:color w:val="000000" w:themeColor="text1"/>
-                <w:sz w:val="40"/>
-                <w:szCs w:val="40"/>
-              </w:rPr>
-              <w:t xml:space="preserve"> </w:t>
-            </w:r>
-            <w:proofErr w:type="spellStart"/>
-            <w:r>
-              <w:rPr>
-                <w:rFonts w:ascii="Times New Roman" w:hAnsi="Times New Roman" w:cs="Times New Roman"/>
-                <w:color w:val="000000" w:themeColor="text1"/>
-                <w:sz w:val="40"/>
-                <w:szCs w:val="40"/>
-              </w:rPr>
-              <w:t>với</w:t>
-            </w:r>
-            <w:proofErr w:type="spellEnd"/>
-            <w:r>
-              <w:rPr>
-                <w:rFonts w:ascii="Times New Roman" w:hAnsi="Times New Roman" w:cs="Times New Roman"/>
-                <w:color w:val="000000" w:themeColor="text1"/>
-                <w:sz w:val="40"/>
-                <w:szCs w:val="40"/>
-              </w:rPr>
-              <w:t xml:space="preserve"> </w:t>
-            </w:r>
-            <w:proofErr w:type="spellStart"/>
-            <w:r>
-              <w:rPr>
-                <w:rFonts w:ascii="Times New Roman" w:hAnsi="Times New Roman" w:cs="Times New Roman"/>
-                <w:color w:val="000000" w:themeColor="text1"/>
-                <w:sz w:val="40"/>
-                <w:szCs w:val="40"/>
-              </w:rPr>
-              <w:t>máy</w:t>
-            </w:r>
-            <w:proofErr w:type="spellEnd"/>
-            <w:r>
-              <w:rPr>
-                <w:rFonts w:ascii="Times New Roman" w:hAnsi="Times New Roman" w:cs="Times New Roman"/>
-                <w:color w:val="000000" w:themeColor="text1"/>
-                <w:sz w:val="40"/>
-                <w:szCs w:val="40"/>
-              </w:rPr>
-              <w:t xml:space="preserve"> </w:t>
-            </w:r>
-            <w:proofErr w:type="spellStart"/>
-            <w:r>
-              <w:rPr>
-                <w:rFonts w:ascii="Times New Roman" w:hAnsi="Times New Roman" w:cs="Times New Roman"/>
-                <w:color w:val="000000" w:themeColor="text1"/>
-                <w:sz w:val="40"/>
-                <w:szCs w:val="40"/>
-              </w:rPr>
-              <w:t>tính</w:t>
-            </w:r>
-            <w:proofErr w:type="spellEnd"/>
+              <w:t>Biên dịch sang ngôn ngữ assembly để tương tác với máy tính</w:t>
+            </w:r>
           </w:p>
           <w:p>
             <w:pPr>
@@ -1792,7 +1216,6 @@
                 <w:szCs w:val="40"/>
               </w:rPr>
             </w:pPr>
-            <w:proofErr w:type="spellStart"/>
             <w:r>
               <w:rPr>
                 <w:rFonts w:ascii="Times New Roman" w:hAnsi="Times New Roman" w:cs="Times New Roman"/>
@@ -1800,209 +1223,8 @@
                 <w:sz w:val="40"/>
                 <w:szCs w:val="40"/>
               </w:rPr>
-              <w:t>File.o</w:t>
-            </w:r>
-            <w:proofErr w:type="spellEnd"/>
-            <w:r>
-              <w:rPr>
-                <w:rFonts w:ascii="Times New Roman" w:hAnsi="Times New Roman" w:cs="Times New Roman"/>
-                <w:color w:val="000000" w:themeColor="text1"/>
-                <w:sz w:val="40"/>
-                <w:szCs w:val="40"/>
-              </w:rPr>
-              <w:t xml:space="preserve"> </w:t>
-            </w:r>
-            <w:proofErr w:type="spellStart"/>
-            <w:r>
-              <w:rPr>
-                <w:rFonts w:ascii="Times New Roman" w:hAnsi="Times New Roman" w:cs="Times New Roman"/>
-                <w:color w:val="000000" w:themeColor="text1"/>
-                <w:sz w:val="40"/>
-                <w:szCs w:val="40"/>
-              </w:rPr>
-              <w:t>chứa</w:t>
-            </w:r>
-            <w:proofErr w:type="spellEnd"/>
-            <w:r>
-              <w:rPr>
-                <w:rFonts w:ascii="Times New Roman" w:hAnsi="Times New Roman" w:cs="Times New Roman"/>
-                <w:color w:val="000000" w:themeColor="text1"/>
-                <w:sz w:val="40"/>
-                <w:szCs w:val="40"/>
-              </w:rPr>
-              <w:t xml:space="preserve"> </w:t>
-            </w:r>
-            <w:proofErr w:type="spellStart"/>
-            <w:r>
-              <w:rPr>
-                <w:rFonts w:ascii="Times New Roman" w:hAnsi="Times New Roman" w:cs="Times New Roman"/>
-                <w:color w:val="000000" w:themeColor="text1"/>
-                <w:sz w:val="40"/>
-                <w:szCs w:val="40"/>
-              </w:rPr>
-              <w:t>mã</w:t>
-            </w:r>
-            <w:proofErr w:type="spellEnd"/>
-            <w:r>
-              <w:rPr>
-                <w:rFonts w:ascii="Times New Roman" w:hAnsi="Times New Roman" w:cs="Times New Roman"/>
-                <w:color w:val="000000" w:themeColor="text1"/>
-                <w:sz w:val="40"/>
-                <w:szCs w:val="40"/>
-              </w:rPr>
-              <w:t xml:space="preserve"> </w:t>
-            </w:r>
-            <w:proofErr w:type="spellStart"/>
-            <w:r>
-              <w:rPr>
-                <w:rFonts w:ascii="Times New Roman" w:hAnsi="Times New Roman" w:cs="Times New Roman"/>
-                <w:color w:val="000000" w:themeColor="text1"/>
-                <w:sz w:val="40"/>
-                <w:szCs w:val="40"/>
-              </w:rPr>
-              <w:t>nhị</w:t>
-            </w:r>
-            <w:proofErr w:type="spellEnd"/>
-            <w:r>
-              <w:rPr>
-                <w:rFonts w:ascii="Times New Roman" w:hAnsi="Times New Roman" w:cs="Times New Roman"/>
-                <w:color w:val="000000" w:themeColor="text1"/>
-                <w:sz w:val="40"/>
-                <w:szCs w:val="40"/>
-              </w:rPr>
-              <w:t xml:space="preserve"> </w:t>
-            </w:r>
-            <w:proofErr w:type="spellStart"/>
-            <w:r>
-              <w:rPr>
-                <w:rFonts w:ascii="Times New Roman" w:hAnsi="Times New Roman" w:cs="Times New Roman"/>
-                <w:color w:val="000000" w:themeColor="text1"/>
-                <w:sz w:val="40"/>
-                <w:szCs w:val="40"/>
-              </w:rPr>
-              <w:t>phân</w:t>
-            </w:r>
-            <w:proofErr w:type="spellEnd"/>
-            <w:r>
-              <w:rPr>
-                <w:rFonts w:ascii="Times New Roman" w:hAnsi="Times New Roman" w:cs="Times New Roman"/>
-                <w:color w:val="000000" w:themeColor="text1"/>
-                <w:sz w:val="40"/>
-                <w:szCs w:val="40"/>
-              </w:rPr>
-              <w:t xml:space="preserve"> </w:t>
-            </w:r>
-            <w:proofErr w:type="spellStart"/>
-            <w:r>
-              <w:rPr>
-                <w:rFonts w:ascii="Times New Roman" w:hAnsi="Times New Roman" w:cs="Times New Roman"/>
-                <w:color w:val="000000" w:themeColor="text1"/>
-                <w:sz w:val="40"/>
-                <w:szCs w:val="40"/>
-              </w:rPr>
-              <w:t>để</w:t>
-            </w:r>
-            <w:proofErr w:type="spellEnd"/>
-            <w:r>
-              <w:rPr>
-                <w:rFonts w:ascii="Times New Roman" w:hAnsi="Times New Roman" w:cs="Times New Roman"/>
-                <w:color w:val="000000" w:themeColor="text1"/>
-                <w:sz w:val="40"/>
-                <w:szCs w:val="40"/>
-              </w:rPr>
-              <w:t xml:space="preserve"> pc </w:t>
-            </w:r>
-            <w:proofErr w:type="spellStart"/>
-            <w:r>
-              <w:rPr>
-                <w:rFonts w:ascii="Times New Roman" w:hAnsi="Times New Roman" w:cs="Times New Roman"/>
-                <w:color w:val="000000" w:themeColor="text1"/>
-                <w:sz w:val="40"/>
-                <w:szCs w:val="40"/>
-              </w:rPr>
-              <w:t>hiểu</w:t>
-            </w:r>
-            <w:proofErr w:type="spellEnd"/>
-            <w:r>
-              <w:rPr>
-                <w:rFonts w:ascii="Times New Roman" w:hAnsi="Times New Roman" w:cs="Times New Roman"/>
-                <w:color w:val="000000" w:themeColor="text1"/>
-                <w:sz w:val="40"/>
-                <w:szCs w:val="40"/>
-              </w:rPr>
-              <w:t xml:space="preserve"> </w:t>
-            </w:r>
-            <w:proofErr w:type="spellStart"/>
-            <w:r>
-              <w:rPr>
-                <w:rFonts w:ascii="Times New Roman" w:hAnsi="Times New Roman" w:cs="Times New Roman"/>
-                <w:color w:val="000000" w:themeColor="text1"/>
-                <w:sz w:val="40"/>
-                <w:szCs w:val="40"/>
-              </w:rPr>
-              <w:t>được</w:t>
-            </w:r>
-            <w:proofErr w:type="spellEnd"/>
-            <w:r>
-              <w:rPr>
-                <w:rFonts w:ascii="Times New Roman" w:hAnsi="Times New Roman" w:cs="Times New Roman"/>
-                <w:color w:val="000000" w:themeColor="text1"/>
-                <w:sz w:val="40"/>
-                <w:szCs w:val="40"/>
-              </w:rPr>
-              <w:t xml:space="preserve"> </w:t>
-            </w:r>
-            <w:proofErr w:type="spellStart"/>
-            <w:r>
-              <w:rPr>
-                <w:rFonts w:ascii="Times New Roman" w:hAnsi="Times New Roman" w:cs="Times New Roman"/>
-                <w:color w:val="000000" w:themeColor="text1"/>
-                <w:sz w:val="40"/>
-                <w:szCs w:val="40"/>
-              </w:rPr>
-              <w:t>và</w:t>
-            </w:r>
-            <w:proofErr w:type="spellEnd"/>
-            <w:r>
-              <w:rPr>
-                <w:rFonts w:ascii="Times New Roman" w:hAnsi="Times New Roman" w:cs="Times New Roman"/>
-                <w:color w:val="000000" w:themeColor="text1"/>
-                <w:sz w:val="40"/>
-                <w:szCs w:val="40"/>
-              </w:rPr>
-              <w:t xml:space="preserve"> </w:t>
-            </w:r>
-            <w:proofErr w:type="spellStart"/>
-            <w:r>
-              <w:rPr>
-                <w:rFonts w:ascii="Times New Roman" w:hAnsi="Times New Roman" w:cs="Times New Roman"/>
-                <w:color w:val="000000" w:themeColor="text1"/>
-                <w:sz w:val="40"/>
-                <w:szCs w:val="40"/>
-              </w:rPr>
-              <w:t>thực</w:t>
-            </w:r>
-            <w:proofErr w:type="spellEnd"/>
-            <w:r>
-              <w:rPr>
-                <w:rFonts w:ascii="Times New Roman" w:hAnsi="Times New Roman" w:cs="Times New Roman"/>
-                <w:color w:val="000000" w:themeColor="text1"/>
-                <w:sz w:val="40"/>
-                <w:szCs w:val="40"/>
-              </w:rPr>
-              <w:t xml:space="preserve"> </w:t>
-            </w:r>
-            <w:proofErr w:type="spellStart"/>
-            <w:r>
-              <w:rPr>
-                <w:rFonts w:ascii="Times New Roman" w:hAnsi="Times New Roman" w:cs="Times New Roman"/>
-                <w:color w:val="000000" w:themeColor="text1"/>
-                <w:sz w:val="40"/>
-                <w:szCs w:val="40"/>
-              </w:rPr>
-              <w:t>thi</w:t>
-            </w:r>
-            <w:proofErr w:type="spellEnd"/>
+              <w:t>File.o chứa mã nhị phân để pc hiểu được và thực thi</w:t>
+            </w:r>
           </w:p>
           <w:p>
             <w:pPr>
@@ -2018,59 +1240,13 @@
                 <w:szCs w:val="40"/>
               </w:rPr>
             </w:pPr>
-            <w:proofErr w:type="spellStart"/>
-            <w:r>
-              <w:rPr>
-                <w:rFonts w:ascii="Times New Roman" w:hAnsi="Times New Roman" w:cs="Times New Roman"/>
-                <w:sz w:val="40"/>
-                <w:szCs w:val="40"/>
-              </w:rPr>
-              <w:t>Trên</w:t>
-            </w:r>
-            <w:proofErr w:type="spellEnd"/>
-            <w:r>
-              <w:rPr>
-                <w:rFonts w:ascii="Times New Roman" w:hAnsi="Times New Roman" w:cs="Times New Roman"/>
-                <w:sz w:val="40"/>
-                <w:szCs w:val="40"/>
-              </w:rPr>
-              <w:t xml:space="preserve"> </w:t>
-            </w:r>
-            <w:proofErr w:type="spellStart"/>
-            <w:r>
-              <w:rPr>
-                <w:rFonts w:ascii="Times New Roman" w:hAnsi="Times New Roman" w:cs="Times New Roman"/>
-                <w:sz w:val="40"/>
-                <w:szCs w:val="40"/>
-              </w:rPr>
-              <w:t>mcu</w:t>
-            </w:r>
-            <w:proofErr w:type="spellEnd"/>
-            <w:r>
-              <w:rPr>
-                <w:rFonts w:ascii="Times New Roman" w:hAnsi="Times New Roman" w:cs="Times New Roman"/>
-                <w:sz w:val="40"/>
-                <w:szCs w:val="40"/>
-              </w:rPr>
-              <w:t xml:space="preserve"> </w:t>
-            </w:r>
-            <w:proofErr w:type="spellStart"/>
-            <w:r>
-              <w:rPr>
-                <w:rFonts w:ascii="Times New Roman" w:hAnsi="Times New Roman" w:cs="Times New Roman"/>
-                <w:sz w:val="40"/>
-                <w:szCs w:val="40"/>
-              </w:rPr>
-              <w:t>là</w:t>
-            </w:r>
-            <w:proofErr w:type="spellEnd"/>
-            <w:r>
-              <w:rPr>
-                <w:rFonts w:ascii="Times New Roman" w:hAnsi="Times New Roman" w:cs="Times New Roman"/>
-                <w:sz w:val="40"/>
-                <w:szCs w:val="40"/>
-              </w:rPr>
-              <w:t xml:space="preserve"> file hex</w:t>
+            <w:r>
+              <w:rPr>
+                <w:rFonts w:ascii="Times New Roman" w:hAnsi="Times New Roman" w:cs="Times New Roman"/>
+                <w:sz w:val="40"/>
+                <w:szCs w:val="40"/>
+              </w:rPr>
+              <w:t>Trên mcu là file hex</w:t>
             </w:r>
           </w:p>
         </w:tc>
@@ -2139,92 +1315,8 @@
                 <w:sz w:val="40"/>
                 <w:szCs w:val="40"/>
               </w:rPr>
-              <w:t xml:space="preserve">Liên </w:t>
-            </w:r>
-            <w:proofErr w:type="spellStart"/>
-            <w:r>
-              <w:rPr>
-                <w:rFonts w:ascii="Times New Roman" w:hAnsi="Times New Roman" w:cs="Times New Roman"/>
-                <w:sz w:val="40"/>
-                <w:szCs w:val="40"/>
-              </w:rPr>
-              <w:t>kết</w:t>
-            </w:r>
-            <w:proofErr w:type="spellEnd"/>
-            <w:r>
-              <w:rPr>
-                <w:rFonts w:ascii="Times New Roman" w:hAnsi="Times New Roman" w:cs="Times New Roman"/>
-                <w:sz w:val="40"/>
-                <w:szCs w:val="40"/>
-              </w:rPr>
-              <w:t xml:space="preserve"> </w:t>
-            </w:r>
-            <w:proofErr w:type="spellStart"/>
-            <w:r>
-              <w:rPr>
-                <w:rFonts w:ascii="Times New Roman" w:hAnsi="Times New Roman" w:cs="Times New Roman"/>
-                <w:sz w:val="40"/>
-                <w:szCs w:val="40"/>
-              </w:rPr>
-              <w:t>các</w:t>
-            </w:r>
-            <w:proofErr w:type="spellEnd"/>
-            <w:r>
-              <w:rPr>
-                <w:rFonts w:ascii="Times New Roman" w:hAnsi="Times New Roman" w:cs="Times New Roman"/>
-                <w:sz w:val="40"/>
-                <w:szCs w:val="40"/>
-              </w:rPr>
-              <w:t xml:space="preserve"> </w:t>
-            </w:r>
-            <w:proofErr w:type="spellStart"/>
-            <w:proofErr w:type="gramStart"/>
-            <w:r>
-              <w:rPr>
-                <w:rFonts w:ascii="Times New Roman" w:hAnsi="Times New Roman" w:cs="Times New Roman"/>
-                <w:sz w:val="40"/>
-                <w:szCs w:val="40"/>
-              </w:rPr>
-              <w:t>file.o</w:t>
-            </w:r>
-            <w:proofErr w:type="spellEnd"/>
-            <w:proofErr w:type="gramEnd"/>
-            <w:r>
-              <w:rPr>
-                <w:rFonts w:ascii="Times New Roman" w:hAnsi="Times New Roman" w:cs="Times New Roman"/>
-                <w:sz w:val="40"/>
-                <w:szCs w:val="40"/>
-              </w:rPr>
-              <w:t xml:space="preserve"> </w:t>
-            </w:r>
-            <w:proofErr w:type="spellStart"/>
-            <w:r>
-              <w:rPr>
-                <w:rFonts w:ascii="Times New Roman" w:hAnsi="Times New Roman" w:cs="Times New Roman"/>
-                <w:sz w:val="40"/>
-                <w:szCs w:val="40"/>
-              </w:rPr>
-              <w:t>với</w:t>
-            </w:r>
-            <w:proofErr w:type="spellEnd"/>
-            <w:r>
-              <w:rPr>
-                <w:rFonts w:ascii="Times New Roman" w:hAnsi="Times New Roman" w:cs="Times New Roman"/>
-                <w:sz w:val="40"/>
-                <w:szCs w:val="40"/>
-              </w:rPr>
-              <w:t xml:space="preserve"> </w:t>
-            </w:r>
-            <w:proofErr w:type="spellStart"/>
-            <w:r>
-              <w:rPr>
-                <w:rFonts w:ascii="Times New Roman" w:hAnsi="Times New Roman" w:cs="Times New Roman"/>
-                <w:sz w:val="40"/>
-                <w:szCs w:val="40"/>
-              </w:rPr>
-              <w:t>nhau</w:t>
-            </w:r>
-            <w:proofErr w:type="spellEnd"/>
+              <w:t>Liên kết các file.o với nhau</w:t>
+            </w:r>
           </w:p>
           <w:p>
             <w:pPr>
@@ -2280,31 +1372,7 @@
                 <w:sz w:val="40"/>
                 <w:szCs w:val="40"/>
               </w:rPr>
-              <w:t xml:space="preserve"> &lt;</w:t>
-            </w:r>
-            <w:proofErr w:type="spellStart"/>
-            <w:r>
-              <w:rPr>
-                <w:rFonts w:ascii="Times New Roman" w:hAnsi="Times New Roman" w:cs="Times New Roman"/>
-                <w:b/>
-                <w:bCs/>
-                <w:color w:val="00B050"/>
-                <w:sz w:val="40"/>
-                <w:szCs w:val="40"/>
-              </w:rPr>
-              <w:t>file.o</w:t>
-            </w:r>
-            <w:proofErr w:type="spellEnd"/>
-            <w:r>
-              <w:rPr>
-                <w:rFonts w:ascii="Times New Roman" w:hAnsi="Times New Roman" w:cs="Times New Roman"/>
-                <w:b/>
-                <w:bCs/>
-                <w:color w:val="00B050"/>
-                <w:sz w:val="40"/>
-                <w:szCs w:val="40"/>
-              </w:rPr>
-              <w:t>&gt;</w:t>
+              <w:t xml:space="preserve"> &lt;file.o&gt;</w:t>
             </w:r>
             <w:r>
               <w:rPr>
@@ -2392,41 +1460,13 @@
                 <w:lang w:val="vi-VN"/>
               </w:rPr>
             </w:pPr>
-            <w:proofErr w:type="gramStart"/>
-            <w:r>
-              <w:rPr>
-                <w:rFonts w:ascii="Times New Roman" w:hAnsi="Times New Roman" w:cs="Times New Roman"/>
-                <w:sz w:val="40"/>
-                <w:szCs w:val="40"/>
-              </w:rPr>
-              <w:t>./</w:t>
-            </w:r>
-            <w:proofErr w:type="gramEnd"/>
-            <w:r>
-              <w:rPr>
-                <w:rFonts w:ascii="Times New Roman" w:hAnsi="Times New Roman" w:cs="Times New Roman"/>
-                <w:sz w:val="40"/>
-                <w:szCs w:val="40"/>
-              </w:rPr>
-              <w:t xml:space="preserve">&lt;file.exe&gt; </w:t>
-            </w:r>
-            <w:proofErr w:type="spellStart"/>
-            <w:r>
-              <w:rPr>
-                <w:rFonts w:ascii="Times New Roman" w:hAnsi="Times New Roman" w:cs="Times New Roman"/>
-                <w:sz w:val="40"/>
-                <w:szCs w:val="40"/>
-              </w:rPr>
-              <w:t>để</w:t>
-            </w:r>
-            <w:proofErr w:type="spellEnd"/>
-            <w:r>
-              <w:rPr>
-                <w:rFonts w:ascii="Times New Roman" w:hAnsi="Times New Roman" w:cs="Times New Roman"/>
-                <w:sz w:val="40"/>
-                <w:szCs w:val="40"/>
-              </w:rPr>
-              <w:t xml:space="preserve"> run.</w:t>
+            <w:r>
+              <w:rPr>
+                <w:rFonts w:ascii="Times New Roman" w:hAnsi="Times New Roman" w:cs="Times New Roman"/>
+                <w:sz w:val="40"/>
+                <w:szCs w:val="40"/>
+              </w:rPr>
+              <w:t>./&lt;file.exe&gt; để run.</w:t>
             </w:r>
           </w:p>
         </w:tc>
@@ -2449,7 +1489,6 @@
                 <w:szCs w:val="40"/>
               </w:rPr>
             </w:pPr>
-            <w:proofErr w:type="spellStart"/>
             <w:r>
               <w:rPr>
                 <w:rFonts w:ascii="Times New Roman" w:hAnsi="Times New Roman" w:cs="Times New Roman"/>
@@ -2458,62 +1497,7 @@
                 <w:sz w:val="40"/>
                 <w:szCs w:val="40"/>
               </w:rPr>
-              <w:t>Chỉ</w:t>
-            </w:r>
-            <w:proofErr w:type="spellEnd"/>
-            <w:r>
-              <w:rPr>
-                <w:rFonts w:ascii="Times New Roman" w:hAnsi="Times New Roman" w:cs="Times New Roman"/>
-                <w:b/>
-                <w:bCs/>
-                <w:sz w:val="40"/>
-                <w:szCs w:val="40"/>
-              </w:rPr>
-              <w:t xml:space="preserve"> Thị bao </w:t>
-            </w:r>
-            <w:proofErr w:type="spellStart"/>
-            <w:r>
-              <w:rPr>
-                <w:rFonts w:ascii="Times New Roman" w:hAnsi="Times New Roman" w:cs="Times New Roman"/>
-                <w:b/>
-                <w:bCs/>
-                <w:sz w:val="40"/>
-                <w:szCs w:val="40"/>
-              </w:rPr>
-              <w:t>hàm</w:t>
-            </w:r>
-            <w:proofErr w:type="spellEnd"/>
-            <w:r>
-              <w:rPr>
-                <w:rFonts w:ascii="Times New Roman" w:hAnsi="Times New Roman" w:cs="Times New Roman"/>
-                <w:b/>
-                <w:bCs/>
-                <w:sz w:val="40"/>
-                <w:szCs w:val="40"/>
-              </w:rPr>
-              <w:t xml:space="preserve"> </w:t>
-            </w:r>
-            <w:proofErr w:type="spellStart"/>
-            <w:r>
-              <w:rPr>
-                <w:rFonts w:ascii="Times New Roman" w:hAnsi="Times New Roman" w:cs="Times New Roman"/>
-                <w:b/>
-                <w:bCs/>
-                <w:sz w:val="40"/>
-                <w:szCs w:val="40"/>
-              </w:rPr>
-              <w:t>tệp</w:t>
-            </w:r>
-            <w:proofErr w:type="spellEnd"/>
-            <w:r>
-              <w:rPr>
-                <w:rFonts w:ascii="Times New Roman" w:hAnsi="Times New Roman" w:cs="Times New Roman"/>
-                <w:b/>
-                <w:bCs/>
-                <w:sz w:val="40"/>
-                <w:szCs w:val="40"/>
-              </w:rPr>
-              <w:t xml:space="preserve"> (#include)</w:t>
+              <w:t>Chỉ Thị bao hàm tệp (#include)</w:t>
             </w:r>
           </w:p>
         </w:tc>
@@ -2879,9 +1863,8 @@
                 <w:sz w:val="40"/>
                 <w:szCs w:val="40"/>
               </w:rPr>
-              <w:t xml:space="preserve"> </w:t>
-            </w:r>
-            <w:proofErr w:type="spellStart"/>
+              <w:t xml:space="preserve"> hủy</w:t>
+            </w:r>
             <w:r>
               <w:rPr>
                 <w:rFonts w:ascii="Times New Roman" w:hAnsi="Times New Roman" w:cs="Times New Roman"/>
@@ -2889,10 +1872,10 @@
                 <w:bCs/>
                 <w:sz w:val="40"/>
                 <w:szCs w:val="40"/>
-              </w:rPr>
-              <w:t>hủy</w:t>
-            </w:r>
-            <w:proofErr w:type="spellEnd"/>
+                <w:lang w:val="vi-VN"/>
+              </w:rPr>
+              <w:t xml:space="preserve"> định nghĩa (#</w:t>
+            </w:r>
             <w:r>
               <w:rPr>
                 <w:rFonts w:ascii="Times New Roman" w:hAnsi="Times New Roman" w:cs="Times New Roman"/>
@@ -2900,22 +1883,9 @@
                 <w:bCs/>
                 <w:sz w:val="40"/>
                 <w:szCs w:val="40"/>
-                <w:lang w:val="vi-VN"/>
-              </w:rPr>
-              <w:t xml:space="preserve"> định nghĩa (#</w:t>
-            </w:r>
-            <w:proofErr w:type="spellStart"/>
-            <w:r>
-              <w:rPr>
-                <w:rFonts w:ascii="Times New Roman" w:hAnsi="Times New Roman" w:cs="Times New Roman"/>
-                <w:b/>
-                <w:bCs/>
-                <w:sz w:val="40"/>
-                <w:szCs w:val="40"/>
               </w:rPr>
               <w:t>undef</w:t>
             </w:r>
-            <w:proofErr w:type="spellEnd"/>
             <w:r>
               <w:rPr>
                 <w:rFonts w:ascii="Times New Roman" w:hAnsi="Times New Roman" w:cs="Times New Roman"/>
@@ -3055,95 +2025,7 @@
                 <w:sz w:val="40"/>
                 <w:szCs w:val="40"/>
               </w:rPr>
-              <w:t xml:space="preserve">Macro </w:t>
-            </w:r>
-            <w:proofErr w:type="spellStart"/>
-            <w:r>
-              <w:rPr>
-                <w:rFonts w:ascii="Times New Roman" w:hAnsi="Times New Roman" w:cs="Times New Roman"/>
-                <w:b/>
-                <w:bCs/>
-                <w:sz w:val="40"/>
-                <w:szCs w:val="40"/>
-              </w:rPr>
-              <w:t>kiểm</w:t>
-            </w:r>
-            <w:proofErr w:type="spellEnd"/>
-            <w:r>
-              <w:rPr>
-                <w:rFonts w:ascii="Times New Roman" w:hAnsi="Times New Roman" w:cs="Times New Roman"/>
-                <w:b/>
-                <w:bCs/>
-                <w:sz w:val="40"/>
-                <w:szCs w:val="40"/>
-              </w:rPr>
-              <w:t xml:space="preserve"> </w:t>
-            </w:r>
-            <w:proofErr w:type="spellStart"/>
-            <w:r>
-              <w:rPr>
-                <w:rFonts w:ascii="Times New Roman" w:hAnsi="Times New Roman" w:cs="Times New Roman"/>
-                <w:b/>
-                <w:bCs/>
-                <w:sz w:val="40"/>
-                <w:szCs w:val="40"/>
-              </w:rPr>
-              <w:t>tra</w:t>
-            </w:r>
-            <w:proofErr w:type="spellEnd"/>
-            <w:r>
-              <w:rPr>
-                <w:rFonts w:ascii="Times New Roman" w:hAnsi="Times New Roman" w:cs="Times New Roman"/>
-                <w:b/>
-                <w:bCs/>
-                <w:sz w:val="40"/>
-                <w:szCs w:val="40"/>
-              </w:rPr>
-              <w:t xml:space="preserve"> </w:t>
-            </w:r>
-            <w:proofErr w:type="spellStart"/>
-            <w:r>
-              <w:rPr>
-                <w:rFonts w:ascii="Times New Roman" w:hAnsi="Times New Roman" w:cs="Times New Roman"/>
-                <w:b/>
-                <w:bCs/>
-                <w:sz w:val="40"/>
-                <w:szCs w:val="40"/>
-              </w:rPr>
-              <w:t>điều</w:t>
-            </w:r>
-            <w:proofErr w:type="spellEnd"/>
-            <w:r>
-              <w:rPr>
-                <w:rFonts w:ascii="Times New Roman" w:hAnsi="Times New Roman" w:cs="Times New Roman"/>
-                <w:b/>
-                <w:bCs/>
-                <w:sz w:val="40"/>
-                <w:szCs w:val="40"/>
-              </w:rPr>
-              <w:t xml:space="preserve"> </w:t>
-            </w:r>
-            <w:proofErr w:type="spellStart"/>
-            <w:r>
-              <w:rPr>
-                <w:rFonts w:ascii="Times New Roman" w:hAnsi="Times New Roman" w:cs="Times New Roman"/>
-                <w:b/>
-                <w:bCs/>
-                <w:sz w:val="40"/>
-                <w:szCs w:val="40"/>
-              </w:rPr>
-              <w:t>kiện</w:t>
-            </w:r>
-            <w:proofErr w:type="spellEnd"/>
-            <w:r>
-              <w:rPr>
-                <w:rFonts w:ascii="Times New Roman" w:hAnsi="Times New Roman" w:cs="Times New Roman"/>
-                <w:b/>
-                <w:bCs/>
-                <w:sz w:val="40"/>
-                <w:szCs w:val="40"/>
-              </w:rPr>
-              <w:t xml:space="preserve"> #</w:t>
+              <w:t>Macro kiểm tra điều kiện #</w:t>
             </w:r>
           </w:p>
         </w:tc>
@@ -3357,130 +2239,8 @@
                 <w:szCs w:val="40"/>
               </w:rPr>
               <w:br/>
-              <w:t xml:space="preserve">#endif </w:t>
-            </w:r>
-            <w:proofErr w:type="spellStart"/>
-            <w:r>
-              <w:rPr>
-                <w:rFonts w:ascii="Times New Roman" w:hAnsi="Times New Roman" w:cs="Times New Roman"/>
-                <w:b/>
-                <w:bCs/>
-                <w:sz w:val="40"/>
-                <w:szCs w:val="40"/>
-              </w:rPr>
-              <w:t>để</w:t>
-            </w:r>
-            <w:proofErr w:type="spellEnd"/>
-            <w:r>
-              <w:rPr>
-                <w:rFonts w:ascii="Times New Roman" w:hAnsi="Times New Roman" w:cs="Times New Roman"/>
-                <w:b/>
-                <w:bCs/>
-                <w:sz w:val="40"/>
-                <w:szCs w:val="40"/>
-              </w:rPr>
-              <w:t xml:space="preserve"> </w:t>
-            </w:r>
-            <w:proofErr w:type="spellStart"/>
-            <w:r>
-              <w:rPr>
-                <w:rFonts w:ascii="Times New Roman" w:hAnsi="Times New Roman" w:cs="Times New Roman"/>
-                <w:b/>
-                <w:bCs/>
-                <w:sz w:val="40"/>
-                <w:szCs w:val="40"/>
-              </w:rPr>
-              <w:t>kết</w:t>
-            </w:r>
-            <w:proofErr w:type="spellEnd"/>
-            <w:r>
-              <w:rPr>
-                <w:rFonts w:ascii="Times New Roman" w:hAnsi="Times New Roman" w:cs="Times New Roman"/>
-                <w:b/>
-                <w:bCs/>
-                <w:sz w:val="40"/>
-                <w:szCs w:val="40"/>
-              </w:rPr>
-              <w:t xml:space="preserve"> </w:t>
-            </w:r>
-            <w:proofErr w:type="spellStart"/>
-            <w:r>
-              <w:rPr>
-                <w:rFonts w:ascii="Times New Roman" w:hAnsi="Times New Roman" w:cs="Times New Roman"/>
-                <w:b/>
-                <w:bCs/>
-                <w:sz w:val="40"/>
-                <w:szCs w:val="40"/>
-              </w:rPr>
-              <w:t>thúc</w:t>
-            </w:r>
-            <w:proofErr w:type="spellEnd"/>
-            <w:r>
-              <w:rPr>
-                <w:rFonts w:ascii="Times New Roman" w:hAnsi="Times New Roman" w:cs="Times New Roman"/>
-                <w:b/>
-                <w:bCs/>
-                <w:sz w:val="40"/>
-                <w:szCs w:val="40"/>
-              </w:rPr>
-              <w:t xml:space="preserve"> </w:t>
-            </w:r>
-            <w:proofErr w:type="spellStart"/>
-            <w:r>
-              <w:rPr>
-                <w:rFonts w:ascii="Times New Roman" w:hAnsi="Times New Roman" w:cs="Times New Roman"/>
-                <w:b/>
-                <w:bCs/>
-                <w:sz w:val="40"/>
-                <w:szCs w:val="40"/>
-              </w:rPr>
-              <w:t>việc</w:t>
-            </w:r>
-            <w:proofErr w:type="spellEnd"/>
-            <w:r>
-              <w:rPr>
-                <w:rFonts w:ascii="Times New Roman" w:hAnsi="Times New Roman" w:cs="Times New Roman"/>
-                <w:b/>
-                <w:bCs/>
-                <w:sz w:val="40"/>
-                <w:szCs w:val="40"/>
-              </w:rPr>
-              <w:t xml:space="preserve"> </w:t>
-            </w:r>
-            <w:proofErr w:type="spellStart"/>
-            <w:r>
-              <w:rPr>
-                <w:rFonts w:ascii="Times New Roman" w:hAnsi="Times New Roman" w:cs="Times New Roman"/>
-                <w:b/>
-                <w:bCs/>
-                <w:sz w:val="40"/>
-                <w:szCs w:val="40"/>
-              </w:rPr>
-              <w:t>kiểm</w:t>
-            </w:r>
-            <w:proofErr w:type="spellEnd"/>
-            <w:r>
-              <w:rPr>
-                <w:rFonts w:ascii="Times New Roman" w:hAnsi="Times New Roman" w:cs="Times New Roman"/>
-                <w:b/>
-                <w:bCs/>
-                <w:sz w:val="40"/>
-                <w:szCs w:val="40"/>
-              </w:rPr>
-              <w:t xml:space="preserve"> </w:t>
-            </w:r>
-            <w:proofErr w:type="spellStart"/>
-            <w:r>
-              <w:rPr>
-                <w:rFonts w:ascii="Times New Roman" w:hAnsi="Times New Roman" w:cs="Times New Roman"/>
-                <w:b/>
-                <w:bCs/>
-                <w:sz w:val="40"/>
-                <w:szCs w:val="40"/>
-              </w:rPr>
-              <w:t>tra</w:t>
-            </w:r>
-            <w:proofErr w:type="spellEnd"/>
+              <w:t>#endif để kết thúc việc kiểm tra</w:t>
+            </w:r>
           </w:p>
         </w:tc>
         <w:tc>
@@ -3695,131 +2455,13 @@
                 <w:szCs w:val="40"/>
               </w:rPr>
             </w:pPr>
-            <w:proofErr w:type="spellStart"/>
-            <w:r>
-              <w:rPr>
-                <w:rFonts w:ascii="Times New Roman" w:hAnsi="Times New Roman" w:cs="Times New Roman"/>
-                <w:sz w:val="40"/>
-                <w:szCs w:val="40"/>
-              </w:rPr>
-              <w:t>Mở</w:t>
-            </w:r>
-            <w:proofErr w:type="spellEnd"/>
-            <w:r>
-              <w:rPr>
-                <w:rFonts w:ascii="Times New Roman" w:hAnsi="Times New Roman" w:cs="Times New Roman"/>
-                <w:sz w:val="40"/>
-                <w:szCs w:val="40"/>
-              </w:rPr>
-              <w:t xml:space="preserve"> </w:t>
-            </w:r>
-            <w:proofErr w:type="spellStart"/>
-            <w:r>
-              <w:rPr>
-                <w:rFonts w:ascii="Times New Roman" w:hAnsi="Times New Roman" w:cs="Times New Roman"/>
-                <w:sz w:val="40"/>
-                <w:szCs w:val="40"/>
-              </w:rPr>
-              <w:t>đầu</w:t>
-            </w:r>
-            <w:proofErr w:type="spellEnd"/>
-            <w:r>
-              <w:rPr>
-                <w:rFonts w:ascii="Times New Roman" w:hAnsi="Times New Roman" w:cs="Times New Roman"/>
-                <w:sz w:val="40"/>
-                <w:szCs w:val="40"/>
-              </w:rPr>
-              <w:t xml:space="preserve"> 1 file </w:t>
-            </w:r>
-            <w:proofErr w:type="spellStart"/>
-            <w:r>
-              <w:rPr>
-                <w:rFonts w:ascii="Times New Roman" w:hAnsi="Times New Roman" w:cs="Times New Roman"/>
-                <w:sz w:val="40"/>
-                <w:szCs w:val="40"/>
-              </w:rPr>
-              <w:t>thư</w:t>
-            </w:r>
-            <w:proofErr w:type="spellEnd"/>
-            <w:r>
-              <w:rPr>
-                <w:rFonts w:ascii="Times New Roman" w:hAnsi="Times New Roman" w:cs="Times New Roman"/>
-                <w:sz w:val="40"/>
-                <w:szCs w:val="40"/>
-              </w:rPr>
-              <w:t xml:space="preserve"> </w:t>
-            </w:r>
-            <w:proofErr w:type="spellStart"/>
-            <w:r>
-              <w:rPr>
-                <w:rFonts w:ascii="Times New Roman" w:hAnsi="Times New Roman" w:cs="Times New Roman"/>
-                <w:sz w:val="40"/>
-                <w:szCs w:val="40"/>
-              </w:rPr>
-              <w:t>viện</w:t>
-            </w:r>
-            <w:proofErr w:type="spellEnd"/>
-            <w:r>
-              <w:rPr>
-                <w:rFonts w:ascii="Times New Roman" w:hAnsi="Times New Roman" w:cs="Times New Roman"/>
-                <w:sz w:val="40"/>
-                <w:szCs w:val="40"/>
-              </w:rPr>
-              <w:t xml:space="preserve"> hay file header </w:t>
-            </w:r>
-            <w:proofErr w:type="spellStart"/>
-            <w:r>
-              <w:rPr>
-                <w:rFonts w:ascii="Times New Roman" w:hAnsi="Times New Roman" w:cs="Times New Roman"/>
-                <w:sz w:val="40"/>
-                <w:szCs w:val="40"/>
-              </w:rPr>
-              <w:t>lun</w:t>
-            </w:r>
-            <w:proofErr w:type="spellEnd"/>
-            <w:r>
-              <w:rPr>
-                <w:rFonts w:ascii="Times New Roman" w:hAnsi="Times New Roman" w:cs="Times New Roman"/>
-                <w:sz w:val="40"/>
-                <w:szCs w:val="40"/>
-              </w:rPr>
-              <w:t xml:space="preserve"> </w:t>
-            </w:r>
-            <w:proofErr w:type="spellStart"/>
-            <w:r>
-              <w:rPr>
-                <w:rFonts w:ascii="Times New Roman" w:hAnsi="Times New Roman" w:cs="Times New Roman"/>
-                <w:sz w:val="40"/>
-                <w:szCs w:val="40"/>
-              </w:rPr>
-              <w:t>tuân</w:t>
-            </w:r>
-            <w:proofErr w:type="spellEnd"/>
-            <w:r>
-              <w:rPr>
-                <w:rFonts w:ascii="Times New Roman" w:hAnsi="Times New Roman" w:cs="Times New Roman"/>
-                <w:sz w:val="40"/>
-                <w:szCs w:val="40"/>
-              </w:rPr>
-              <w:t xml:space="preserve"> </w:t>
-            </w:r>
-            <w:proofErr w:type="spellStart"/>
-            <w:r>
-              <w:rPr>
-                <w:rFonts w:ascii="Times New Roman" w:hAnsi="Times New Roman" w:cs="Times New Roman"/>
-                <w:sz w:val="40"/>
-                <w:szCs w:val="40"/>
-              </w:rPr>
-              <w:t>thủ</w:t>
-            </w:r>
-            <w:proofErr w:type="spellEnd"/>
-            <w:r>
-              <w:rPr>
-                <w:rFonts w:ascii="Times New Roman" w:hAnsi="Times New Roman" w:cs="Times New Roman"/>
-                <w:sz w:val="40"/>
-                <w:szCs w:val="40"/>
-              </w:rPr>
-              <w:t>:</w:t>
+            <w:r>
+              <w:rPr>
+                <w:rFonts w:ascii="Times New Roman" w:hAnsi="Times New Roman" w:cs="Times New Roman"/>
+                <w:sz w:val="40"/>
+                <w:szCs w:val="40"/>
+              </w:rPr>
+              <w:t>Mở đầu 1 file thư viện hay file header lun tuân thủ:</w:t>
             </w:r>
           </w:p>
           <w:p>
@@ -3902,185 +2544,13 @@
                 <w:szCs w:val="40"/>
               </w:rPr>
             </w:pPr>
-            <w:proofErr w:type="spellStart"/>
-            <w:r>
-              <w:rPr>
-                <w:rFonts w:ascii="Times New Roman" w:hAnsi="Times New Roman" w:cs="Times New Roman"/>
-                <w:sz w:val="40"/>
-                <w:szCs w:val="40"/>
-              </w:rPr>
-              <w:t>Tránh</w:t>
-            </w:r>
-            <w:proofErr w:type="spellEnd"/>
-            <w:r>
-              <w:rPr>
-                <w:rFonts w:ascii="Times New Roman" w:hAnsi="Times New Roman" w:cs="Times New Roman"/>
-                <w:sz w:val="40"/>
-                <w:szCs w:val="40"/>
-              </w:rPr>
-              <w:t xml:space="preserve"> </w:t>
-            </w:r>
-            <w:proofErr w:type="spellStart"/>
-            <w:r>
-              <w:rPr>
-                <w:rFonts w:ascii="Times New Roman" w:hAnsi="Times New Roman" w:cs="Times New Roman"/>
-                <w:sz w:val="40"/>
-                <w:szCs w:val="40"/>
-              </w:rPr>
-              <w:t>được</w:t>
-            </w:r>
-            <w:proofErr w:type="spellEnd"/>
-            <w:r>
-              <w:rPr>
-                <w:rFonts w:ascii="Times New Roman" w:hAnsi="Times New Roman" w:cs="Times New Roman"/>
-                <w:sz w:val="40"/>
-                <w:szCs w:val="40"/>
-              </w:rPr>
-              <w:t xml:space="preserve"> </w:t>
-            </w:r>
-            <w:proofErr w:type="spellStart"/>
-            <w:r>
-              <w:rPr>
-                <w:rFonts w:ascii="Times New Roman" w:hAnsi="Times New Roman" w:cs="Times New Roman"/>
-                <w:sz w:val="40"/>
-                <w:szCs w:val="40"/>
-              </w:rPr>
-              <w:t>lỗi</w:t>
-            </w:r>
-            <w:proofErr w:type="spellEnd"/>
-            <w:r>
-              <w:rPr>
-                <w:rFonts w:ascii="Times New Roman" w:hAnsi="Times New Roman" w:cs="Times New Roman"/>
-                <w:sz w:val="40"/>
-                <w:szCs w:val="40"/>
-              </w:rPr>
-              <w:t xml:space="preserve"> </w:t>
-            </w:r>
-            <w:proofErr w:type="spellStart"/>
-            <w:r>
-              <w:rPr>
-                <w:rFonts w:ascii="Times New Roman" w:hAnsi="Times New Roman" w:cs="Times New Roman"/>
-                <w:sz w:val="40"/>
-                <w:szCs w:val="40"/>
-              </w:rPr>
-              <w:t>xung</w:t>
-            </w:r>
-            <w:proofErr w:type="spellEnd"/>
-            <w:r>
-              <w:rPr>
-                <w:rFonts w:ascii="Times New Roman" w:hAnsi="Times New Roman" w:cs="Times New Roman"/>
-                <w:sz w:val="40"/>
-                <w:szCs w:val="40"/>
-              </w:rPr>
-              <w:t xml:space="preserve"> </w:t>
-            </w:r>
-            <w:proofErr w:type="spellStart"/>
-            <w:r>
-              <w:rPr>
-                <w:rFonts w:ascii="Times New Roman" w:hAnsi="Times New Roman" w:cs="Times New Roman"/>
-                <w:sz w:val="40"/>
-                <w:szCs w:val="40"/>
-              </w:rPr>
-              <w:t>đột</w:t>
-            </w:r>
-            <w:proofErr w:type="spellEnd"/>
-            <w:r>
-              <w:rPr>
-                <w:rFonts w:ascii="Times New Roman" w:hAnsi="Times New Roman" w:cs="Times New Roman"/>
-                <w:sz w:val="40"/>
-                <w:szCs w:val="40"/>
-              </w:rPr>
-              <w:t xml:space="preserve"> </w:t>
-            </w:r>
-            <w:proofErr w:type="spellStart"/>
-            <w:r>
-              <w:rPr>
-                <w:rFonts w:ascii="Times New Roman" w:hAnsi="Times New Roman" w:cs="Times New Roman"/>
-                <w:sz w:val="40"/>
-                <w:szCs w:val="40"/>
-              </w:rPr>
-              <w:t>thêm</w:t>
-            </w:r>
-            <w:proofErr w:type="spellEnd"/>
-            <w:r>
-              <w:rPr>
-                <w:rFonts w:ascii="Times New Roman" w:hAnsi="Times New Roman" w:cs="Times New Roman"/>
-                <w:sz w:val="40"/>
-                <w:szCs w:val="40"/>
-              </w:rPr>
-              <w:t xml:space="preserve"> </w:t>
-            </w:r>
-            <w:proofErr w:type="spellStart"/>
-            <w:r>
-              <w:rPr>
-                <w:rFonts w:ascii="Times New Roman" w:hAnsi="Times New Roman" w:cs="Times New Roman"/>
-                <w:sz w:val="40"/>
-                <w:szCs w:val="40"/>
-              </w:rPr>
-              <w:t>vào</w:t>
-            </w:r>
-            <w:proofErr w:type="spellEnd"/>
-            <w:r>
-              <w:rPr>
-                <w:rFonts w:ascii="Times New Roman" w:hAnsi="Times New Roman" w:cs="Times New Roman"/>
-                <w:sz w:val="40"/>
-                <w:szCs w:val="40"/>
-              </w:rPr>
-              <w:t xml:space="preserve"> </w:t>
-            </w:r>
-            <w:proofErr w:type="spellStart"/>
-            <w:r>
-              <w:rPr>
-                <w:rFonts w:ascii="Times New Roman" w:hAnsi="Times New Roman" w:cs="Times New Roman"/>
-                <w:sz w:val="40"/>
-                <w:szCs w:val="40"/>
-              </w:rPr>
-              <w:t>nhiều</w:t>
-            </w:r>
-            <w:proofErr w:type="spellEnd"/>
-            <w:r>
-              <w:rPr>
-                <w:rFonts w:ascii="Times New Roman" w:hAnsi="Times New Roman" w:cs="Times New Roman"/>
-                <w:sz w:val="40"/>
-                <w:szCs w:val="40"/>
-              </w:rPr>
-              <w:t xml:space="preserve"> </w:t>
-            </w:r>
-            <w:proofErr w:type="spellStart"/>
-            <w:r>
-              <w:rPr>
-                <w:rFonts w:ascii="Times New Roman" w:hAnsi="Times New Roman" w:cs="Times New Roman"/>
-                <w:sz w:val="40"/>
-                <w:szCs w:val="40"/>
-              </w:rPr>
-              <w:t>lần</w:t>
-            </w:r>
-            <w:proofErr w:type="spellEnd"/>
-            <w:r>
-              <w:rPr>
-                <w:rFonts w:ascii="Times New Roman" w:hAnsi="Times New Roman" w:cs="Times New Roman"/>
-                <w:sz w:val="40"/>
-                <w:szCs w:val="40"/>
-              </w:rPr>
-              <w:t xml:space="preserve"> </w:t>
-            </w:r>
-            <w:proofErr w:type="spellStart"/>
-            <w:r>
-              <w:rPr>
-                <w:rFonts w:ascii="Times New Roman" w:hAnsi="Times New Roman" w:cs="Times New Roman"/>
-                <w:sz w:val="40"/>
-                <w:szCs w:val="40"/>
-              </w:rPr>
-              <w:t>file.h</w:t>
-            </w:r>
-            <w:proofErr w:type="spellEnd"/>
-            <w:r>
-              <w:rPr>
-                <w:rFonts w:ascii="Times New Roman" w:hAnsi="Times New Roman" w:cs="Times New Roman"/>
-                <w:sz w:val="40"/>
-                <w:szCs w:val="40"/>
-              </w:rPr>
-              <w:t>.</w:t>
+            <w:r>
+              <w:rPr>
+                <w:rFonts w:ascii="Times New Roman" w:hAnsi="Times New Roman" w:cs="Times New Roman"/>
+                <w:sz w:val="40"/>
+                <w:szCs w:val="40"/>
+              </w:rPr>
+              <w:t>Tránh được lỗi xung đột thêm vào nhiều lần file.h.</w:t>
             </w:r>
           </w:p>
           <w:p>
@@ -4099,259 +2569,7 @@
                 <w:sz w:val="40"/>
                 <w:szCs w:val="40"/>
               </w:rPr>
-              <w:t xml:space="preserve">File header </w:t>
-            </w:r>
-            <w:proofErr w:type="spellStart"/>
-            <w:r>
-              <w:rPr>
-                <w:rFonts w:ascii="Times New Roman" w:hAnsi="Times New Roman" w:cs="Times New Roman"/>
-                <w:sz w:val="40"/>
-                <w:szCs w:val="40"/>
-              </w:rPr>
-              <w:t>chứa</w:t>
-            </w:r>
-            <w:proofErr w:type="spellEnd"/>
-            <w:r>
-              <w:rPr>
-                <w:rFonts w:ascii="Times New Roman" w:hAnsi="Times New Roman" w:cs="Times New Roman"/>
-                <w:sz w:val="40"/>
-                <w:szCs w:val="40"/>
-              </w:rPr>
-              <w:t xml:space="preserve"> </w:t>
-            </w:r>
-            <w:proofErr w:type="spellStart"/>
-            <w:r>
-              <w:rPr>
-                <w:rFonts w:ascii="Times New Roman" w:hAnsi="Times New Roman" w:cs="Times New Roman"/>
-                <w:sz w:val="40"/>
-                <w:szCs w:val="40"/>
-              </w:rPr>
-              <w:t>khai</w:t>
-            </w:r>
-            <w:proofErr w:type="spellEnd"/>
-            <w:r>
-              <w:rPr>
-                <w:rFonts w:ascii="Times New Roman" w:hAnsi="Times New Roman" w:cs="Times New Roman"/>
-                <w:sz w:val="40"/>
-                <w:szCs w:val="40"/>
-              </w:rPr>
-              <w:t xml:space="preserve"> </w:t>
-            </w:r>
-            <w:proofErr w:type="spellStart"/>
-            <w:r>
-              <w:rPr>
-                <w:rFonts w:ascii="Times New Roman" w:hAnsi="Times New Roman" w:cs="Times New Roman"/>
-                <w:sz w:val="40"/>
-                <w:szCs w:val="40"/>
-              </w:rPr>
-              <w:t>báo</w:t>
-            </w:r>
-            <w:proofErr w:type="spellEnd"/>
-            <w:r>
-              <w:rPr>
-                <w:rFonts w:ascii="Times New Roman" w:hAnsi="Times New Roman" w:cs="Times New Roman"/>
-                <w:sz w:val="40"/>
-                <w:szCs w:val="40"/>
-              </w:rPr>
-              <w:t xml:space="preserve"> </w:t>
-            </w:r>
-            <w:proofErr w:type="spellStart"/>
-            <w:r>
-              <w:rPr>
-                <w:rFonts w:ascii="Times New Roman" w:hAnsi="Times New Roman" w:cs="Times New Roman"/>
-                <w:sz w:val="40"/>
-                <w:szCs w:val="40"/>
-              </w:rPr>
-              <w:t>của</w:t>
-            </w:r>
-            <w:proofErr w:type="spellEnd"/>
-            <w:r>
-              <w:rPr>
-                <w:rFonts w:ascii="Times New Roman" w:hAnsi="Times New Roman" w:cs="Times New Roman"/>
-                <w:sz w:val="40"/>
-                <w:szCs w:val="40"/>
-              </w:rPr>
-              <w:t xml:space="preserve"> </w:t>
-            </w:r>
-            <w:proofErr w:type="spellStart"/>
-            <w:r>
-              <w:rPr>
-                <w:rFonts w:ascii="Times New Roman" w:hAnsi="Times New Roman" w:cs="Times New Roman"/>
-                <w:sz w:val="40"/>
-                <w:szCs w:val="40"/>
-              </w:rPr>
-              <w:t>hàm</w:t>
-            </w:r>
-            <w:proofErr w:type="spellEnd"/>
-            <w:r>
-              <w:rPr>
-                <w:rFonts w:ascii="Times New Roman" w:hAnsi="Times New Roman" w:cs="Times New Roman"/>
-                <w:sz w:val="40"/>
-                <w:szCs w:val="40"/>
-              </w:rPr>
-              <w:t xml:space="preserve">, </w:t>
-            </w:r>
-            <w:proofErr w:type="spellStart"/>
-            <w:r>
-              <w:rPr>
-                <w:rFonts w:ascii="Times New Roman" w:hAnsi="Times New Roman" w:cs="Times New Roman"/>
-                <w:sz w:val="40"/>
-                <w:szCs w:val="40"/>
-              </w:rPr>
-              <w:t>khai</w:t>
-            </w:r>
-            <w:proofErr w:type="spellEnd"/>
-            <w:r>
-              <w:rPr>
-                <w:rFonts w:ascii="Times New Roman" w:hAnsi="Times New Roman" w:cs="Times New Roman"/>
-                <w:sz w:val="40"/>
-                <w:szCs w:val="40"/>
-              </w:rPr>
-              <w:t xml:space="preserve"> </w:t>
-            </w:r>
-            <w:proofErr w:type="spellStart"/>
-            <w:r>
-              <w:rPr>
-                <w:rFonts w:ascii="Times New Roman" w:hAnsi="Times New Roman" w:cs="Times New Roman"/>
-                <w:sz w:val="40"/>
-                <w:szCs w:val="40"/>
-              </w:rPr>
-              <w:t>báo</w:t>
-            </w:r>
-            <w:proofErr w:type="spellEnd"/>
-            <w:r>
-              <w:rPr>
-                <w:rFonts w:ascii="Times New Roman" w:hAnsi="Times New Roman" w:cs="Times New Roman"/>
-                <w:sz w:val="40"/>
-                <w:szCs w:val="40"/>
-              </w:rPr>
-              <w:t xml:space="preserve"> </w:t>
-            </w:r>
-            <w:proofErr w:type="spellStart"/>
-            <w:r>
-              <w:rPr>
-                <w:rFonts w:ascii="Times New Roman" w:hAnsi="Times New Roman" w:cs="Times New Roman"/>
-                <w:sz w:val="40"/>
-                <w:szCs w:val="40"/>
-              </w:rPr>
-              <w:t>biến</w:t>
-            </w:r>
-            <w:proofErr w:type="spellEnd"/>
-            <w:r>
-              <w:rPr>
-                <w:rFonts w:ascii="Times New Roman" w:hAnsi="Times New Roman" w:cs="Times New Roman"/>
-                <w:sz w:val="40"/>
-                <w:szCs w:val="40"/>
-              </w:rPr>
-              <w:t xml:space="preserve"> </w:t>
-            </w:r>
-            <w:proofErr w:type="spellStart"/>
-            <w:r>
-              <w:rPr>
-                <w:rFonts w:ascii="Times New Roman" w:hAnsi="Times New Roman" w:cs="Times New Roman"/>
-                <w:sz w:val="40"/>
-                <w:szCs w:val="40"/>
-              </w:rPr>
-              <w:t>có</w:t>
-            </w:r>
-            <w:proofErr w:type="spellEnd"/>
-            <w:r>
-              <w:rPr>
-                <w:rFonts w:ascii="Times New Roman" w:hAnsi="Times New Roman" w:cs="Times New Roman"/>
-                <w:sz w:val="40"/>
-                <w:szCs w:val="40"/>
-              </w:rPr>
-              <w:t xml:space="preserve"> </w:t>
-            </w:r>
-            <w:proofErr w:type="spellStart"/>
-            <w:r>
-              <w:rPr>
-                <w:rFonts w:ascii="Times New Roman" w:hAnsi="Times New Roman" w:cs="Times New Roman"/>
-                <w:sz w:val="40"/>
-                <w:szCs w:val="40"/>
-              </w:rPr>
-              <w:t>từ</w:t>
-            </w:r>
-            <w:proofErr w:type="spellEnd"/>
-            <w:r>
-              <w:rPr>
-                <w:rFonts w:ascii="Times New Roman" w:hAnsi="Times New Roman" w:cs="Times New Roman"/>
-                <w:sz w:val="40"/>
-                <w:szCs w:val="40"/>
-              </w:rPr>
-              <w:t xml:space="preserve"> </w:t>
-            </w:r>
-            <w:proofErr w:type="spellStart"/>
-            <w:r>
-              <w:rPr>
-                <w:rFonts w:ascii="Times New Roman" w:hAnsi="Times New Roman" w:cs="Times New Roman"/>
-                <w:sz w:val="40"/>
-                <w:szCs w:val="40"/>
-              </w:rPr>
-              <w:t>khóa</w:t>
-            </w:r>
-            <w:proofErr w:type="spellEnd"/>
-            <w:r>
-              <w:rPr>
-                <w:rFonts w:ascii="Times New Roman" w:hAnsi="Times New Roman" w:cs="Times New Roman"/>
-                <w:sz w:val="40"/>
-                <w:szCs w:val="40"/>
-              </w:rPr>
-              <w:t xml:space="preserve"> </w:t>
-            </w:r>
-            <w:proofErr w:type="spellStart"/>
-            <w:r>
-              <w:rPr>
-                <w:rFonts w:ascii="Times New Roman" w:hAnsi="Times New Roman" w:cs="Times New Roman"/>
-                <w:sz w:val="40"/>
-                <w:szCs w:val="40"/>
-              </w:rPr>
-              <w:t>đặc</w:t>
-            </w:r>
-            <w:proofErr w:type="spellEnd"/>
-            <w:r>
-              <w:rPr>
-                <w:rFonts w:ascii="Times New Roman" w:hAnsi="Times New Roman" w:cs="Times New Roman"/>
-                <w:sz w:val="40"/>
-                <w:szCs w:val="40"/>
-              </w:rPr>
-              <w:t xml:space="preserve"> </w:t>
-            </w:r>
-            <w:proofErr w:type="spellStart"/>
-            <w:r>
-              <w:rPr>
-                <w:rFonts w:ascii="Times New Roman" w:hAnsi="Times New Roman" w:cs="Times New Roman"/>
-                <w:sz w:val="40"/>
-                <w:szCs w:val="40"/>
-              </w:rPr>
-              <w:t>biệt</w:t>
-            </w:r>
-            <w:proofErr w:type="spellEnd"/>
-            <w:r>
-              <w:rPr>
-                <w:rFonts w:ascii="Times New Roman" w:hAnsi="Times New Roman" w:cs="Times New Roman"/>
-                <w:sz w:val="40"/>
-                <w:szCs w:val="40"/>
-              </w:rPr>
-              <w:t xml:space="preserve"> </w:t>
-            </w:r>
-            <w:proofErr w:type="spellStart"/>
-            <w:r>
-              <w:rPr>
-                <w:rFonts w:ascii="Times New Roman" w:hAnsi="Times New Roman" w:cs="Times New Roman"/>
-                <w:sz w:val="40"/>
-                <w:szCs w:val="40"/>
-              </w:rPr>
-              <w:t>như</w:t>
-            </w:r>
-            <w:proofErr w:type="spellEnd"/>
-            <w:r>
-              <w:rPr>
-                <w:rFonts w:ascii="Times New Roman" w:hAnsi="Times New Roman" w:cs="Times New Roman"/>
-                <w:sz w:val="40"/>
-                <w:szCs w:val="40"/>
-              </w:rPr>
-              <w:t xml:space="preserve"> static, extern</w:t>
+              <w:t>File header chứa khai báo của hàm, khai báo biến có từ khóa đặc biệt như static, extern</w:t>
             </w:r>
           </w:p>
           <w:p>
@@ -4367,160 +2585,14 @@
                 <w:szCs w:val="40"/>
               </w:rPr>
             </w:pPr>
-            <w:proofErr w:type="spellStart"/>
-            <w:r>
-              <w:rPr>
-                <w:rFonts w:ascii="Times New Roman" w:hAnsi="Times New Roman" w:cs="Times New Roman"/>
-                <w:sz w:val="40"/>
-                <w:szCs w:val="40"/>
-              </w:rPr>
-              <w:t>Thêm</w:t>
-            </w:r>
-            <w:proofErr w:type="spellEnd"/>
-            <w:r>
-              <w:rPr>
-                <w:rFonts w:ascii="Times New Roman" w:hAnsi="Times New Roman" w:cs="Times New Roman"/>
-                <w:sz w:val="40"/>
-                <w:szCs w:val="40"/>
-              </w:rPr>
-              <w:t xml:space="preserve"> 1 file .c </w:t>
-            </w:r>
-            <w:proofErr w:type="spellStart"/>
-            <w:r>
-              <w:rPr>
-                <w:rFonts w:ascii="Times New Roman" w:hAnsi="Times New Roman" w:cs="Times New Roman"/>
-                <w:sz w:val="40"/>
-                <w:szCs w:val="40"/>
-              </w:rPr>
-              <w:t>để</w:t>
-            </w:r>
-            <w:proofErr w:type="spellEnd"/>
-            <w:r>
-              <w:rPr>
-                <w:rFonts w:ascii="Times New Roman" w:hAnsi="Times New Roman" w:cs="Times New Roman"/>
-                <w:sz w:val="40"/>
-                <w:szCs w:val="40"/>
-              </w:rPr>
-              <w:t xml:space="preserve"> </w:t>
-            </w:r>
-            <w:proofErr w:type="spellStart"/>
-            <w:r>
-              <w:rPr>
-                <w:rFonts w:ascii="Times New Roman" w:hAnsi="Times New Roman" w:cs="Times New Roman"/>
-                <w:sz w:val="40"/>
-                <w:szCs w:val="40"/>
-              </w:rPr>
-              <w:t>chứa</w:t>
-            </w:r>
-            <w:proofErr w:type="spellEnd"/>
-            <w:r>
-              <w:rPr>
-                <w:rFonts w:ascii="Times New Roman" w:hAnsi="Times New Roman" w:cs="Times New Roman"/>
-                <w:sz w:val="40"/>
-                <w:szCs w:val="40"/>
-              </w:rPr>
-              <w:t xml:space="preserve"> </w:t>
-            </w:r>
-            <w:proofErr w:type="spellStart"/>
-            <w:r>
-              <w:rPr>
-                <w:rFonts w:ascii="Times New Roman" w:hAnsi="Times New Roman" w:cs="Times New Roman"/>
-                <w:sz w:val="40"/>
-                <w:szCs w:val="40"/>
-              </w:rPr>
-              <w:t>cách</w:t>
-            </w:r>
-            <w:proofErr w:type="spellEnd"/>
-            <w:r>
-              <w:rPr>
-                <w:rFonts w:ascii="Times New Roman" w:hAnsi="Times New Roman" w:cs="Times New Roman"/>
-                <w:sz w:val="40"/>
-                <w:szCs w:val="40"/>
-              </w:rPr>
-              <w:t xml:space="preserve"> </w:t>
-            </w:r>
-            <w:proofErr w:type="spellStart"/>
-            <w:r>
-              <w:rPr>
-                <w:rFonts w:ascii="Times New Roman" w:hAnsi="Times New Roman" w:cs="Times New Roman"/>
-                <w:sz w:val="40"/>
-                <w:szCs w:val="40"/>
-              </w:rPr>
-              <w:t>triển</w:t>
-            </w:r>
-            <w:proofErr w:type="spellEnd"/>
-            <w:r>
-              <w:rPr>
-                <w:rFonts w:ascii="Times New Roman" w:hAnsi="Times New Roman" w:cs="Times New Roman"/>
-                <w:sz w:val="40"/>
-                <w:szCs w:val="40"/>
-              </w:rPr>
-              <w:t xml:space="preserve"> </w:t>
-            </w:r>
-            <w:proofErr w:type="spellStart"/>
-            <w:r>
-              <w:rPr>
-                <w:rFonts w:ascii="Times New Roman" w:hAnsi="Times New Roman" w:cs="Times New Roman"/>
-                <w:sz w:val="40"/>
-                <w:szCs w:val="40"/>
-              </w:rPr>
-              <w:t>khai</w:t>
-            </w:r>
-            <w:proofErr w:type="spellEnd"/>
-            <w:r>
-              <w:rPr>
-                <w:rFonts w:ascii="Times New Roman" w:hAnsi="Times New Roman" w:cs="Times New Roman"/>
-                <w:sz w:val="40"/>
-                <w:szCs w:val="40"/>
-              </w:rPr>
-              <w:t xml:space="preserve"> </w:t>
-            </w:r>
-            <w:proofErr w:type="spellStart"/>
-            <w:r>
-              <w:rPr>
-                <w:rFonts w:ascii="Times New Roman" w:hAnsi="Times New Roman" w:cs="Times New Roman"/>
-                <w:sz w:val="40"/>
-                <w:szCs w:val="40"/>
-              </w:rPr>
-              <w:t>hàm</w:t>
-            </w:r>
-            <w:proofErr w:type="spellEnd"/>
-            <w:r>
-              <w:rPr>
-                <w:rFonts w:ascii="Times New Roman" w:hAnsi="Times New Roman" w:cs="Times New Roman"/>
-                <w:sz w:val="40"/>
-                <w:szCs w:val="40"/>
-              </w:rPr>
-              <w:t xml:space="preserve"> </w:t>
-            </w:r>
-            <w:proofErr w:type="spellStart"/>
-            <w:r>
-              <w:rPr>
-                <w:rFonts w:ascii="Times New Roman" w:hAnsi="Times New Roman" w:cs="Times New Roman"/>
-                <w:sz w:val="40"/>
-                <w:szCs w:val="40"/>
-              </w:rPr>
-              <w:t>và</w:t>
-            </w:r>
-            <w:proofErr w:type="spellEnd"/>
-            <w:r>
-              <w:rPr>
-                <w:rFonts w:ascii="Times New Roman" w:hAnsi="Times New Roman" w:cs="Times New Roman"/>
-                <w:sz w:val="40"/>
-                <w:szCs w:val="40"/>
-              </w:rPr>
-              <w:t xml:space="preserve"> </w:t>
-            </w:r>
-            <w:proofErr w:type="spellStart"/>
-            <w:r>
-              <w:rPr>
-                <w:rFonts w:ascii="Times New Roman" w:hAnsi="Times New Roman" w:cs="Times New Roman"/>
-                <w:sz w:val="40"/>
-                <w:szCs w:val="40"/>
-              </w:rPr>
-              <w:t>biến</w:t>
-            </w:r>
-            <w:proofErr w:type="spellEnd"/>
+            <w:r>
+              <w:rPr>
+                <w:rFonts w:ascii="Times New Roman" w:hAnsi="Times New Roman" w:cs="Times New Roman"/>
+                <w:sz w:val="40"/>
+                <w:szCs w:val="40"/>
+              </w:rPr>
+              <w:t>Thêm 1 file .c để chứa cách triển khai hàm và biến</w:t>
+            </w:r>
           </w:p>
           <w:p>
             <w:pPr>
@@ -4541,61 +2613,7 @@
                 <w:sz w:val="40"/>
                 <w:szCs w:val="40"/>
               </w:rPr>
-              <w:t xml:space="preserve">Link file </w:t>
-            </w:r>
-            <w:proofErr w:type="spellStart"/>
-            <w:r>
-              <w:rPr>
-                <w:rFonts w:ascii="Times New Roman" w:hAnsi="Times New Roman" w:cs="Times New Roman"/>
-                <w:sz w:val="40"/>
-                <w:szCs w:val="40"/>
-              </w:rPr>
-              <w:t>main.c</w:t>
-            </w:r>
-            <w:proofErr w:type="spellEnd"/>
-            <w:r>
-              <w:rPr>
-                <w:rFonts w:ascii="Times New Roman" w:hAnsi="Times New Roman" w:cs="Times New Roman"/>
-                <w:sz w:val="40"/>
-                <w:szCs w:val="40"/>
-              </w:rPr>
-              <w:t xml:space="preserve"> </w:t>
-            </w:r>
-            <w:proofErr w:type="spellStart"/>
-            <w:r>
-              <w:rPr>
-                <w:rFonts w:ascii="Times New Roman" w:hAnsi="Times New Roman" w:cs="Times New Roman"/>
-                <w:sz w:val="40"/>
-                <w:szCs w:val="40"/>
-              </w:rPr>
-              <w:t>và</w:t>
-            </w:r>
-            <w:proofErr w:type="spellEnd"/>
-            <w:r>
-              <w:rPr>
-                <w:rFonts w:ascii="Times New Roman" w:hAnsi="Times New Roman" w:cs="Times New Roman"/>
-                <w:sz w:val="40"/>
-                <w:szCs w:val="40"/>
-              </w:rPr>
-              <w:t xml:space="preserve"> file </w:t>
-            </w:r>
-            <w:proofErr w:type="spellStart"/>
-            <w:r>
-              <w:rPr>
-                <w:rFonts w:ascii="Times New Roman" w:hAnsi="Times New Roman" w:cs="Times New Roman"/>
-                <w:sz w:val="40"/>
-                <w:szCs w:val="40"/>
-              </w:rPr>
-              <w:t>test.c</w:t>
-            </w:r>
-            <w:proofErr w:type="spellEnd"/>
-            <w:r>
-              <w:rPr>
-                <w:rFonts w:ascii="Times New Roman" w:hAnsi="Times New Roman" w:cs="Times New Roman"/>
-                <w:sz w:val="40"/>
-                <w:szCs w:val="40"/>
-              </w:rPr>
-              <w:t>.</w:t>
+              <w:t>Link file main.c và file test.c.</w:t>
             </w:r>
             <w:r>
               <w:rPr>
@@ -4895,25 +2913,13 @@
                 <w:szCs w:val="40"/>
               </w:rPr>
             </w:pPr>
-            <w:proofErr w:type="spellStart"/>
-            <w:proofErr w:type="gramStart"/>
-            <w:r>
-              <w:rPr>
-                <w:rFonts w:ascii="Times New Roman" w:hAnsi="Times New Roman" w:cs="Times New Roman"/>
-                <w:sz w:val="40"/>
-                <w:szCs w:val="40"/>
-              </w:rPr>
-              <w:t>Lỗi</w:t>
-            </w:r>
-            <w:proofErr w:type="spellEnd"/>
-            <w:proofErr w:type="gramEnd"/>
-            <w:r>
-              <w:rPr>
-                <w:rFonts w:ascii="Times New Roman" w:hAnsi="Times New Roman" w:cs="Times New Roman"/>
-                <w:sz w:val="40"/>
-                <w:szCs w:val="40"/>
-              </w:rPr>
-              <w:t xml:space="preserve"> include path for compiler?</w:t>
+            <w:r>
+              <w:rPr>
+                <w:rFonts w:ascii="Times New Roman" w:hAnsi="Times New Roman" w:cs="Times New Roman"/>
+                <w:sz w:val="40"/>
+                <w:szCs w:val="40"/>
+              </w:rPr>
+              <w:t>Lỗi include path for compiler?</w:t>
             </w:r>
           </w:p>
           <w:p>
@@ -5047,53 +3053,25 @@
                 <w:sz w:val="40"/>
                 <w:szCs w:val="40"/>
               </w:rPr>
-              <w:t xml:space="preserve">Ctrl + shift +P -&gt; </w:t>
-            </w:r>
-            <w:proofErr w:type="spellStart"/>
-            <w:r>
-              <w:rPr>
-                <w:rFonts w:ascii="Times New Roman" w:hAnsi="Times New Roman" w:cs="Times New Roman"/>
-                <w:sz w:val="40"/>
-                <w:szCs w:val="40"/>
-              </w:rPr>
-              <w:t>mở</w:t>
-            </w:r>
-            <w:proofErr w:type="spellEnd"/>
-            <w:r>
-              <w:rPr>
-                <w:rFonts w:ascii="Times New Roman" w:hAnsi="Times New Roman" w:cs="Times New Roman"/>
-                <w:sz w:val="40"/>
-                <w:szCs w:val="40"/>
-              </w:rPr>
-              <w:t xml:space="preserve"> file JSON</w:t>
-            </w:r>
-          </w:p>
-          <w:p>
-            <w:pPr>
-              <w:pStyle w:val="ListParagraph"/>
-              <w:rPr>
-                <w:rFonts w:ascii="Times New Roman" w:hAnsi="Times New Roman" w:cs="Times New Roman"/>
-                <w:sz w:val="40"/>
-                <w:szCs w:val="40"/>
-              </w:rPr>
-            </w:pPr>
-            <w:proofErr w:type="spellStart"/>
-            <w:r>
-              <w:rPr>
-                <w:rFonts w:ascii="Times New Roman" w:hAnsi="Times New Roman" w:cs="Times New Roman"/>
-                <w:sz w:val="40"/>
-                <w:szCs w:val="40"/>
-              </w:rPr>
-              <w:t>Sửa</w:t>
-            </w:r>
-            <w:proofErr w:type="spellEnd"/>
-            <w:r>
-              <w:rPr>
-                <w:rFonts w:ascii="Times New Roman" w:hAnsi="Times New Roman" w:cs="Times New Roman"/>
-                <w:sz w:val="40"/>
-                <w:szCs w:val="40"/>
-              </w:rPr>
-              <w:t xml:space="preserve"> file Json</w:t>
+              <w:t>Ctrl + shift +P -&gt; mở file JSON</w:t>
+            </w:r>
+          </w:p>
+          <w:p>
+            <w:pPr>
+              <w:pStyle w:val="ListParagraph"/>
+              <w:rPr>
+                <w:rFonts w:ascii="Times New Roman" w:hAnsi="Times New Roman" w:cs="Times New Roman"/>
+                <w:sz w:val="40"/>
+                <w:szCs w:val="40"/>
+              </w:rPr>
+            </w:pPr>
+            <w:r>
+              <w:rPr>
+                <w:rFonts w:ascii="Times New Roman" w:hAnsi="Times New Roman" w:cs="Times New Roman"/>
+                <w:sz w:val="40"/>
+                <w:szCs w:val="40"/>
+              </w:rPr>
+              <w:t>Sửa file Json</w:t>
             </w:r>
             <w:r>
               <w:rPr>
@@ -5185,25 +3163,7 @@
                 <w:sz w:val="40"/>
                 <w:szCs w:val="40"/>
               </w:rPr>
-              <w:t xml:space="preserve">            "</w:t>
-            </w:r>
-            <w:proofErr w:type="spellStart"/>
-            <w:r>
-              <w:rPr>
-                <w:rFonts w:ascii="Times New Roman" w:hAnsi="Times New Roman" w:cs="Times New Roman"/>
-                <w:sz w:val="40"/>
-                <w:szCs w:val="40"/>
-              </w:rPr>
-              <w:t>includePath</w:t>
-            </w:r>
-            <w:proofErr w:type="spellEnd"/>
-            <w:r>
-              <w:rPr>
-                <w:rFonts w:ascii="Times New Roman" w:hAnsi="Times New Roman" w:cs="Times New Roman"/>
-                <w:sz w:val="40"/>
-                <w:szCs w:val="40"/>
-              </w:rPr>
-              <w:t>": [</w:t>
+              <w:t xml:space="preserve">            "includePath": [</w:t>
             </w:r>
           </w:p>
           <w:p>
@@ -5222,25 +3182,7 @@
                 <w:sz w:val="40"/>
                 <w:szCs w:val="40"/>
               </w:rPr>
-              <w:t xml:space="preserve">                "${</w:t>
-            </w:r>
-            <w:proofErr w:type="spellStart"/>
-            <w:r>
-              <w:rPr>
-                <w:rFonts w:ascii="Times New Roman" w:hAnsi="Times New Roman" w:cs="Times New Roman"/>
-                <w:sz w:val="40"/>
-                <w:szCs w:val="40"/>
-              </w:rPr>
-              <w:t>workspaceFolder</w:t>
-            </w:r>
-            <w:proofErr w:type="spellEnd"/>
-            <w:r>
-              <w:rPr>
-                <w:rFonts w:ascii="Times New Roman" w:hAnsi="Times New Roman" w:cs="Times New Roman"/>
-                <w:sz w:val="40"/>
-                <w:szCs w:val="40"/>
-              </w:rPr>
-              <w:t>}/**",</w:t>
+              <w:t xml:space="preserve">                "${workspaceFolder}/**",</w:t>
             </w:r>
           </w:p>
           <w:p>
@@ -5317,25 +3259,7 @@
                 <w:szCs w:val="40"/>
               </w:rPr>
               <w:lastRenderedPageBreak/>
-              <w:t xml:space="preserve">            "</w:t>
-            </w:r>
-            <w:proofErr w:type="spellStart"/>
-            <w:r>
-              <w:rPr>
-                <w:rFonts w:ascii="Times New Roman" w:hAnsi="Times New Roman" w:cs="Times New Roman"/>
-                <w:sz w:val="40"/>
-                <w:szCs w:val="40"/>
-              </w:rPr>
-              <w:t>compilerPath</w:t>
-            </w:r>
-            <w:proofErr w:type="spellEnd"/>
-            <w:r>
-              <w:rPr>
-                <w:rFonts w:ascii="Times New Roman" w:hAnsi="Times New Roman" w:cs="Times New Roman"/>
-                <w:sz w:val="40"/>
-                <w:szCs w:val="40"/>
-              </w:rPr>
-              <w:t>": "C:/mingw64/bin/gcc.exe",</w:t>
+              <w:t xml:space="preserve">            "compilerPath": "C:/mingw64/bin/gcc.exe",</w:t>
             </w:r>
           </w:p>
           <w:p>
@@ -5354,25 +3278,7 @@
                 <w:sz w:val="40"/>
                 <w:szCs w:val="40"/>
               </w:rPr>
-              <w:t xml:space="preserve">            "</w:t>
-            </w:r>
-            <w:proofErr w:type="spellStart"/>
-            <w:r>
-              <w:rPr>
-                <w:rFonts w:ascii="Times New Roman" w:hAnsi="Times New Roman" w:cs="Times New Roman"/>
-                <w:sz w:val="40"/>
-                <w:szCs w:val="40"/>
-              </w:rPr>
-              <w:t>cStandard</w:t>
-            </w:r>
-            <w:proofErr w:type="spellEnd"/>
-            <w:r>
-              <w:rPr>
-                <w:rFonts w:ascii="Times New Roman" w:hAnsi="Times New Roman" w:cs="Times New Roman"/>
-                <w:sz w:val="40"/>
-                <w:szCs w:val="40"/>
-              </w:rPr>
-              <w:t>": "c11",</w:t>
+              <w:t xml:space="preserve">            "cStandard": "c11",</w:t>
             </w:r>
           </w:p>
           <w:p>
@@ -5391,25 +3297,7 @@
                 <w:sz w:val="40"/>
                 <w:szCs w:val="40"/>
               </w:rPr>
-              <w:t xml:space="preserve">            "</w:t>
-            </w:r>
-            <w:proofErr w:type="spellStart"/>
-            <w:r>
-              <w:rPr>
-                <w:rFonts w:ascii="Times New Roman" w:hAnsi="Times New Roman" w:cs="Times New Roman"/>
-                <w:sz w:val="40"/>
-                <w:szCs w:val="40"/>
-              </w:rPr>
-              <w:t>intelliSenseMode</w:t>
-            </w:r>
-            <w:proofErr w:type="spellEnd"/>
-            <w:r>
-              <w:rPr>
-                <w:rFonts w:ascii="Times New Roman" w:hAnsi="Times New Roman" w:cs="Times New Roman"/>
-                <w:sz w:val="40"/>
-                <w:szCs w:val="40"/>
-              </w:rPr>
-              <w:t>": "windows-gcc-x64"</w:t>
+              <w:t xml:space="preserve">            "intelliSenseMode": "windows-gcc-x64"</w:t>
             </w:r>
           </w:p>
           <w:p>
@@ -5512,9 +3400,25 @@
                 <w:szCs w:val="40"/>
                 <w:highlight w:val="yellow"/>
               </w:rPr>
-              <w:t>&lt;</w:t>
-            </w:r>
-            <w:proofErr w:type="gramStart"/>
+              <w:t>&lt;&gt;</w:t>
+            </w:r>
+            <w:r>
+              <w:rPr>
+                <w:rFonts w:ascii="Times New Roman" w:hAnsi="Times New Roman" w:cs="Times New Roman"/>
+                <w:sz w:val="40"/>
+                <w:szCs w:val="40"/>
+                <w:highlight w:val="yellow"/>
+              </w:rPr>
+              <w:t xml:space="preserve"> :</w:t>
+            </w:r>
+            <w:r>
+              <w:rPr>
+                <w:rFonts w:ascii="Times New Roman" w:hAnsi="Times New Roman" w:cs="Times New Roman"/>
+                <w:sz w:val="40"/>
+                <w:szCs w:val="40"/>
+              </w:rPr>
+              <w:t xml:space="preserve"> Những thư viện nằm bên trong sẽ là </w:t>
+            </w:r>
             <w:r>
               <w:rPr>
                 <w:rFonts w:ascii="Times New Roman" w:hAnsi="Times New Roman" w:cs="Times New Roman"/>
@@ -5522,173 +3426,29 @@
                 <w:bCs/>
                 <w:sz w:val="40"/>
                 <w:szCs w:val="40"/>
-                <w:highlight w:val="yellow"/>
-              </w:rPr>
-              <w:t>&gt;</w:t>
-            </w:r>
-            <w:r>
-              <w:rPr>
-                <w:rFonts w:ascii="Times New Roman" w:hAnsi="Times New Roman" w:cs="Times New Roman"/>
-                <w:sz w:val="40"/>
-                <w:szCs w:val="40"/>
-                <w:highlight w:val="yellow"/>
-              </w:rPr>
-              <w:t xml:space="preserve"> :</w:t>
-            </w:r>
-            <w:proofErr w:type="gramEnd"/>
-            <w:r>
-              <w:rPr>
-                <w:rFonts w:ascii="Times New Roman" w:hAnsi="Times New Roman" w:cs="Times New Roman"/>
-                <w:sz w:val="40"/>
-                <w:szCs w:val="40"/>
-              </w:rPr>
-              <w:t xml:space="preserve"> </w:t>
-            </w:r>
-            <w:proofErr w:type="spellStart"/>
-            <w:r>
-              <w:rPr>
-                <w:rFonts w:ascii="Times New Roman" w:hAnsi="Times New Roman" w:cs="Times New Roman"/>
-                <w:sz w:val="40"/>
-                <w:szCs w:val="40"/>
-              </w:rPr>
-              <w:t>Những</w:t>
-            </w:r>
-            <w:proofErr w:type="spellEnd"/>
-            <w:r>
-              <w:rPr>
-                <w:rFonts w:ascii="Times New Roman" w:hAnsi="Times New Roman" w:cs="Times New Roman"/>
-                <w:sz w:val="40"/>
-                <w:szCs w:val="40"/>
-              </w:rPr>
-              <w:t xml:space="preserve"> </w:t>
-            </w:r>
-            <w:proofErr w:type="spellStart"/>
-            <w:r>
-              <w:rPr>
-                <w:rFonts w:ascii="Times New Roman" w:hAnsi="Times New Roman" w:cs="Times New Roman"/>
-                <w:sz w:val="40"/>
-                <w:szCs w:val="40"/>
-              </w:rPr>
-              <w:t>thư</w:t>
-            </w:r>
-            <w:proofErr w:type="spellEnd"/>
-            <w:r>
-              <w:rPr>
-                <w:rFonts w:ascii="Times New Roman" w:hAnsi="Times New Roman" w:cs="Times New Roman"/>
-                <w:sz w:val="40"/>
-                <w:szCs w:val="40"/>
-              </w:rPr>
-              <w:t xml:space="preserve"> </w:t>
-            </w:r>
-            <w:proofErr w:type="spellStart"/>
-            <w:r>
-              <w:rPr>
-                <w:rFonts w:ascii="Times New Roman" w:hAnsi="Times New Roman" w:cs="Times New Roman"/>
-                <w:sz w:val="40"/>
-                <w:szCs w:val="40"/>
-              </w:rPr>
-              <w:t>viện</w:t>
-            </w:r>
-            <w:proofErr w:type="spellEnd"/>
-            <w:r>
-              <w:rPr>
-                <w:rFonts w:ascii="Times New Roman" w:hAnsi="Times New Roman" w:cs="Times New Roman"/>
-                <w:sz w:val="40"/>
-                <w:szCs w:val="40"/>
-              </w:rPr>
-              <w:t xml:space="preserve"> </w:t>
-            </w:r>
-            <w:proofErr w:type="spellStart"/>
-            <w:r>
-              <w:rPr>
-                <w:rFonts w:ascii="Times New Roman" w:hAnsi="Times New Roman" w:cs="Times New Roman"/>
-                <w:sz w:val="40"/>
-                <w:szCs w:val="40"/>
-              </w:rPr>
-              <w:t>nằm</w:t>
-            </w:r>
-            <w:proofErr w:type="spellEnd"/>
-            <w:r>
-              <w:rPr>
-                <w:rFonts w:ascii="Times New Roman" w:hAnsi="Times New Roman" w:cs="Times New Roman"/>
-                <w:sz w:val="40"/>
-                <w:szCs w:val="40"/>
-              </w:rPr>
-              <w:t xml:space="preserve"> </w:t>
-            </w:r>
-            <w:proofErr w:type="spellStart"/>
-            <w:r>
-              <w:rPr>
-                <w:rFonts w:ascii="Times New Roman" w:hAnsi="Times New Roman" w:cs="Times New Roman"/>
-                <w:sz w:val="40"/>
-                <w:szCs w:val="40"/>
-              </w:rPr>
-              <w:t>bên</w:t>
-            </w:r>
-            <w:proofErr w:type="spellEnd"/>
-            <w:r>
-              <w:rPr>
-                <w:rFonts w:ascii="Times New Roman" w:hAnsi="Times New Roman" w:cs="Times New Roman"/>
-                <w:sz w:val="40"/>
-                <w:szCs w:val="40"/>
-              </w:rPr>
-              <w:t xml:space="preserve"> </w:t>
-            </w:r>
-            <w:proofErr w:type="spellStart"/>
-            <w:r>
-              <w:rPr>
-                <w:rFonts w:ascii="Times New Roman" w:hAnsi="Times New Roman" w:cs="Times New Roman"/>
-                <w:sz w:val="40"/>
-                <w:szCs w:val="40"/>
-              </w:rPr>
-              <w:t>trong</w:t>
-            </w:r>
-            <w:proofErr w:type="spellEnd"/>
-            <w:r>
-              <w:rPr>
-                <w:rFonts w:ascii="Times New Roman" w:hAnsi="Times New Roman" w:cs="Times New Roman"/>
-                <w:sz w:val="40"/>
-                <w:szCs w:val="40"/>
-              </w:rPr>
-              <w:t xml:space="preserve"> </w:t>
-            </w:r>
-            <w:proofErr w:type="spellStart"/>
-            <w:r>
-              <w:rPr>
-                <w:rFonts w:ascii="Times New Roman" w:hAnsi="Times New Roman" w:cs="Times New Roman"/>
-                <w:sz w:val="40"/>
-                <w:szCs w:val="40"/>
-              </w:rPr>
-              <w:t>sẽ</w:t>
-            </w:r>
-            <w:proofErr w:type="spellEnd"/>
-            <w:r>
-              <w:rPr>
-                <w:rFonts w:ascii="Times New Roman" w:hAnsi="Times New Roman" w:cs="Times New Roman"/>
-                <w:sz w:val="40"/>
-                <w:szCs w:val="40"/>
-              </w:rPr>
-              <w:t xml:space="preserve"> </w:t>
-            </w:r>
-            <w:proofErr w:type="spellStart"/>
-            <w:r>
-              <w:rPr>
-                <w:rFonts w:ascii="Times New Roman" w:hAnsi="Times New Roman" w:cs="Times New Roman"/>
-                <w:sz w:val="40"/>
-                <w:szCs w:val="40"/>
-              </w:rPr>
-              <w:t>là</w:t>
-            </w:r>
-            <w:proofErr w:type="spellEnd"/>
-            <w:r>
-              <w:rPr>
-                <w:rFonts w:ascii="Times New Roman" w:hAnsi="Times New Roman" w:cs="Times New Roman"/>
-                <w:sz w:val="40"/>
-                <w:szCs w:val="40"/>
-              </w:rPr>
-              <w:t xml:space="preserve"> </w:t>
-            </w:r>
-            <w:proofErr w:type="spellStart"/>
+              </w:rPr>
+              <w:t>thự viện chuẩn</w:t>
+            </w:r>
+            <w:r>
+              <w:rPr>
+                <w:rFonts w:ascii="Times New Roman" w:hAnsi="Times New Roman" w:cs="Times New Roman"/>
+                <w:sz w:val="40"/>
+                <w:szCs w:val="40"/>
+              </w:rPr>
+              <w:t xml:space="preserve"> đã viết sẵn, tìm kiếm trong thư mục cài đặt.</w:t>
+            </w:r>
+          </w:p>
+          <w:p>
+            <w:pPr>
+              <w:pStyle w:val="ListParagraph"/>
+              <w:ind w:left="1080"/>
+              <w:jc w:val="both"/>
+              <w:rPr>
+                <w:rFonts w:ascii="Times New Roman" w:hAnsi="Times New Roman" w:cs="Times New Roman"/>
+                <w:sz w:val="40"/>
+                <w:szCs w:val="40"/>
+              </w:rPr>
+            </w:pPr>
             <w:r>
               <w:rPr>
                 <w:rFonts w:ascii="Times New Roman" w:hAnsi="Times New Roman" w:cs="Times New Roman"/>
@@ -5696,10 +3456,10 @@
                 <w:bCs/>
                 <w:sz w:val="40"/>
                 <w:szCs w:val="40"/>
-              </w:rPr>
-              <w:t>thự</w:t>
-            </w:r>
-            <w:proofErr w:type="spellEnd"/>
+                <w:highlight w:val="yellow"/>
+              </w:rPr>
+              <w:t>“”</w:t>
+            </w:r>
             <w:r>
               <w:rPr>
                 <w:rFonts w:ascii="Times New Roman" w:hAnsi="Times New Roman" w:cs="Times New Roman"/>
@@ -5707,10 +3467,10 @@
                 <w:bCs/>
                 <w:sz w:val="40"/>
                 <w:szCs w:val="40"/>
+                <w:highlight w:val="yellow"/>
               </w:rPr>
               <w:t xml:space="preserve"> </w:t>
             </w:r>
-            <w:proofErr w:type="spellStart"/>
             <w:r>
               <w:rPr>
                 <w:rFonts w:ascii="Times New Roman" w:hAnsi="Times New Roman" w:cs="Times New Roman"/>
@@ -5718,10 +3478,18 @@
                 <w:bCs/>
                 <w:sz w:val="40"/>
                 <w:szCs w:val="40"/>
-              </w:rPr>
-              <w:t>viện</w:t>
-            </w:r>
-            <w:proofErr w:type="spellEnd"/>
+                <w:highlight w:val="yellow"/>
+              </w:rPr>
+              <w:t>:</w:t>
+            </w:r>
+            <w:r>
+              <w:rPr>
+                <w:rFonts w:ascii="Times New Roman" w:hAnsi="Times New Roman" w:cs="Times New Roman"/>
+                <w:sz w:val="40"/>
+                <w:szCs w:val="40"/>
+              </w:rPr>
+              <w:t xml:space="preserve"> Những </w:t>
+            </w:r>
             <w:r>
               <w:rPr>
                 <w:rFonts w:ascii="Times New Roman" w:hAnsi="Times New Roman" w:cs="Times New Roman"/>
@@ -5730,9 +3498,8 @@
                 <w:sz w:val="40"/>
                 <w:szCs w:val="40"/>
               </w:rPr>
-              <w:t xml:space="preserve"> </w:t>
-            </w:r>
-            <w:proofErr w:type="spellStart"/>
+              <w:t>thư viện tự định nghĩa</w:t>
+            </w:r>
             <w:r>
               <w:rPr>
                 <w:rFonts w:ascii="Times New Roman" w:hAnsi="Times New Roman" w:cs="Times New Roman"/>
@@ -5741,197 +3508,42 @@
                 <w:sz w:val="40"/>
                 <w:szCs w:val="40"/>
               </w:rPr>
-              <w:t>chuẩn</w:t>
-            </w:r>
-            <w:proofErr w:type="spellEnd"/>
-            <w:r>
-              <w:rPr>
-                <w:rFonts w:ascii="Times New Roman" w:hAnsi="Times New Roman" w:cs="Times New Roman"/>
-                <w:sz w:val="40"/>
-                <w:szCs w:val="40"/>
-              </w:rPr>
-              <w:t xml:space="preserve"> </w:t>
-            </w:r>
-            <w:proofErr w:type="spellStart"/>
-            <w:r>
-              <w:rPr>
-                <w:rFonts w:ascii="Times New Roman" w:hAnsi="Times New Roman" w:cs="Times New Roman"/>
-                <w:sz w:val="40"/>
-                <w:szCs w:val="40"/>
-              </w:rPr>
-              <w:t>đã</w:t>
-            </w:r>
-            <w:proofErr w:type="spellEnd"/>
-            <w:r>
-              <w:rPr>
-                <w:rFonts w:ascii="Times New Roman" w:hAnsi="Times New Roman" w:cs="Times New Roman"/>
-                <w:sz w:val="40"/>
-                <w:szCs w:val="40"/>
-              </w:rPr>
-              <w:t xml:space="preserve"> </w:t>
-            </w:r>
-            <w:proofErr w:type="spellStart"/>
-            <w:r>
-              <w:rPr>
-                <w:rFonts w:ascii="Times New Roman" w:hAnsi="Times New Roman" w:cs="Times New Roman"/>
-                <w:sz w:val="40"/>
-                <w:szCs w:val="40"/>
-              </w:rPr>
-              <w:t>viết</w:t>
-            </w:r>
-            <w:proofErr w:type="spellEnd"/>
-            <w:r>
-              <w:rPr>
-                <w:rFonts w:ascii="Times New Roman" w:hAnsi="Times New Roman" w:cs="Times New Roman"/>
-                <w:sz w:val="40"/>
-                <w:szCs w:val="40"/>
-              </w:rPr>
-              <w:t xml:space="preserve"> </w:t>
-            </w:r>
-            <w:proofErr w:type="spellStart"/>
-            <w:r>
-              <w:rPr>
-                <w:rFonts w:ascii="Times New Roman" w:hAnsi="Times New Roman" w:cs="Times New Roman"/>
-                <w:sz w:val="40"/>
-                <w:szCs w:val="40"/>
-              </w:rPr>
-              <w:t>sẵn</w:t>
-            </w:r>
-            <w:proofErr w:type="spellEnd"/>
-            <w:r>
-              <w:rPr>
-                <w:rFonts w:ascii="Times New Roman" w:hAnsi="Times New Roman" w:cs="Times New Roman"/>
-                <w:sz w:val="40"/>
-                <w:szCs w:val="40"/>
-              </w:rPr>
-              <w:t xml:space="preserve">, </w:t>
-            </w:r>
-            <w:proofErr w:type="spellStart"/>
-            <w:r>
-              <w:rPr>
-                <w:rFonts w:ascii="Times New Roman" w:hAnsi="Times New Roman" w:cs="Times New Roman"/>
-                <w:sz w:val="40"/>
-                <w:szCs w:val="40"/>
-              </w:rPr>
-              <w:t>tìm</w:t>
-            </w:r>
-            <w:proofErr w:type="spellEnd"/>
-            <w:r>
-              <w:rPr>
-                <w:rFonts w:ascii="Times New Roman" w:hAnsi="Times New Roman" w:cs="Times New Roman"/>
-                <w:sz w:val="40"/>
-                <w:szCs w:val="40"/>
-              </w:rPr>
-              <w:t xml:space="preserve"> </w:t>
-            </w:r>
-            <w:proofErr w:type="spellStart"/>
-            <w:r>
-              <w:rPr>
-                <w:rFonts w:ascii="Times New Roman" w:hAnsi="Times New Roman" w:cs="Times New Roman"/>
-                <w:sz w:val="40"/>
-                <w:szCs w:val="40"/>
-              </w:rPr>
-              <w:t>kiếm</w:t>
-            </w:r>
-            <w:proofErr w:type="spellEnd"/>
-            <w:r>
-              <w:rPr>
-                <w:rFonts w:ascii="Times New Roman" w:hAnsi="Times New Roman" w:cs="Times New Roman"/>
-                <w:sz w:val="40"/>
-                <w:szCs w:val="40"/>
-              </w:rPr>
-              <w:t xml:space="preserve"> </w:t>
-            </w:r>
-            <w:proofErr w:type="spellStart"/>
-            <w:r>
-              <w:rPr>
-                <w:rFonts w:ascii="Times New Roman" w:hAnsi="Times New Roman" w:cs="Times New Roman"/>
-                <w:sz w:val="40"/>
-                <w:szCs w:val="40"/>
-              </w:rPr>
-              <w:t>trong</w:t>
-            </w:r>
-            <w:proofErr w:type="spellEnd"/>
-            <w:r>
-              <w:rPr>
-                <w:rFonts w:ascii="Times New Roman" w:hAnsi="Times New Roman" w:cs="Times New Roman"/>
-                <w:sz w:val="40"/>
-                <w:szCs w:val="40"/>
-              </w:rPr>
-              <w:t xml:space="preserve"> </w:t>
-            </w:r>
-            <w:proofErr w:type="spellStart"/>
-            <w:r>
-              <w:rPr>
-                <w:rFonts w:ascii="Times New Roman" w:hAnsi="Times New Roman" w:cs="Times New Roman"/>
-                <w:sz w:val="40"/>
-                <w:szCs w:val="40"/>
-              </w:rPr>
-              <w:t>thư</w:t>
-            </w:r>
-            <w:proofErr w:type="spellEnd"/>
-            <w:r>
-              <w:rPr>
-                <w:rFonts w:ascii="Times New Roman" w:hAnsi="Times New Roman" w:cs="Times New Roman"/>
-                <w:sz w:val="40"/>
-                <w:szCs w:val="40"/>
-              </w:rPr>
-              <w:t xml:space="preserve"> </w:t>
-            </w:r>
-            <w:proofErr w:type="spellStart"/>
-            <w:r>
-              <w:rPr>
-                <w:rFonts w:ascii="Times New Roman" w:hAnsi="Times New Roman" w:cs="Times New Roman"/>
-                <w:sz w:val="40"/>
-                <w:szCs w:val="40"/>
-              </w:rPr>
-              <w:t>mục</w:t>
-            </w:r>
-            <w:proofErr w:type="spellEnd"/>
-            <w:r>
-              <w:rPr>
-                <w:rFonts w:ascii="Times New Roman" w:hAnsi="Times New Roman" w:cs="Times New Roman"/>
-                <w:sz w:val="40"/>
-                <w:szCs w:val="40"/>
-              </w:rPr>
-              <w:t xml:space="preserve"> </w:t>
-            </w:r>
-            <w:proofErr w:type="spellStart"/>
-            <w:r>
-              <w:rPr>
-                <w:rFonts w:ascii="Times New Roman" w:hAnsi="Times New Roman" w:cs="Times New Roman"/>
-                <w:sz w:val="40"/>
-                <w:szCs w:val="40"/>
-              </w:rPr>
-              <w:t>cài</w:t>
-            </w:r>
-            <w:proofErr w:type="spellEnd"/>
-            <w:r>
-              <w:rPr>
-                <w:rFonts w:ascii="Times New Roman" w:hAnsi="Times New Roman" w:cs="Times New Roman"/>
-                <w:sz w:val="40"/>
-                <w:szCs w:val="40"/>
-              </w:rPr>
-              <w:t xml:space="preserve"> </w:t>
-            </w:r>
-            <w:proofErr w:type="spellStart"/>
-            <w:r>
-              <w:rPr>
-                <w:rFonts w:ascii="Times New Roman" w:hAnsi="Times New Roman" w:cs="Times New Roman"/>
-                <w:sz w:val="40"/>
-                <w:szCs w:val="40"/>
-              </w:rPr>
-              <w:t>đặt</w:t>
-            </w:r>
-            <w:proofErr w:type="spellEnd"/>
-            <w:r>
-              <w:rPr>
-                <w:rFonts w:ascii="Times New Roman" w:hAnsi="Times New Roman" w:cs="Times New Roman"/>
-                <w:sz w:val="40"/>
-                <w:szCs w:val="40"/>
-              </w:rPr>
-              <w:t>.</w:t>
-            </w:r>
+              <w:t>, tự viết ra</w:t>
+            </w:r>
+            <w:r>
+              <w:rPr>
+                <w:rFonts w:ascii="Times New Roman" w:hAnsi="Times New Roman" w:cs="Times New Roman"/>
+                <w:sz w:val="40"/>
+                <w:szCs w:val="40"/>
+              </w:rPr>
+              <w:t>, tìm kiếm trong thư mục chứ</w:t>
+            </w:r>
+            <w:r>
+              <w:rPr>
+                <w:rFonts w:ascii="Times New Roman" w:hAnsi="Times New Roman" w:cs="Times New Roman"/>
+                <w:sz w:val="40"/>
+                <w:szCs w:val="40"/>
+              </w:rPr>
+              <w:t>a</w:t>
+            </w:r>
+            <w:r>
+              <w:rPr>
+                <w:rFonts w:ascii="Times New Roman" w:hAnsi="Times New Roman" w:cs="Times New Roman"/>
+                <w:sz w:val="40"/>
+                <w:szCs w:val="40"/>
+              </w:rPr>
+              <w:t xml:space="preserve"> project hiện tại.</w:t>
+            </w:r>
+          </w:p>
+          <w:p>
+            <w:pPr>
+              <w:jc w:val="both"/>
+              <w:rPr>
+                <w:rFonts w:ascii="Times New Roman" w:hAnsi="Times New Roman" w:cs="Times New Roman"/>
+                <w:sz w:val="40"/>
+                <w:szCs w:val="40"/>
+              </w:rPr>
+            </w:pPr>
           </w:p>
           <w:p>
             <w:pPr>
@@ -5947,26 +3559,695 @@
             <w:r>
               <w:rPr>
                 <w:rFonts w:ascii="Times New Roman" w:hAnsi="Times New Roman" w:cs="Times New Roman"/>
+                <w:sz w:val="40"/>
+                <w:szCs w:val="40"/>
+              </w:rPr>
+              <w:t xml:space="preserve"> </w:t>
+            </w:r>
+          </w:p>
+        </w:tc>
+      </w:tr>
+    </w:tbl>
+    <w:p>
+      <w:r>
+        <w:lastRenderedPageBreak/>
+        <w:br w:type="page"/>
+      </w:r>
+    </w:p>
+    <w:tbl>
+      <w:tblPr>
+        <w:tblStyle w:val="TableGrid"/>
+        <w:tblW w:w="10065" w:type="dxa"/>
+        <w:tblInd w:w="-5" w:type="dxa"/>
+        <w:tblLook w:val="04A0" w:firstRow="1" w:lastRow="0" w:firstColumn="1" w:lastColumn="0" w:noHBand="0" w:noVBand="1"/>
+      </w:tblPr>
+      <w:tblGrid>
+        <w:gridCol w:w="4758"/>
+        <w:gridCol w:w="5307"/>
+      </w:tblGrid>
+      <w:tr>
+        <w:trPr>
+          <w:trHeight w:val="582"/>
+        </w:trPr>
+        <w:tc>
+          <w:tcPr>
+            <w:tcW w:w="4758" w:type="dxa"/>
+          </w:tcPr>
+          <w:p>
+            <w:pPr>
+              <w:pStyle w:val="ListParagraph"/>
+              <w:ind w:left="0"/>
+              <w:rPr>
+                <w:rFonts w:ascii="Times New Roman" w:hAnsi="Times New Roman" w:cs="Times New Roman"/>
+                <w:sz w:val="40"/>
+                <w:szCs w:val="40"/>
+              </w:rPr>
+            </w:pPr>
+          </w:p>
+        </w:tc>
+        <w:tc>
+          <w:tcPr>
+            <w:tcW w:w="5307" w:type="dxa"/>
+          </w:tcPr>
+          <w:p>
+            <w:pPr>
+              <w:pStyle w:val="ListParagraph"/>
+              <w:numPr>
+                <w:ilvl w:val="0"/>
+                <w:numId w:val="13"/>
+              </w:numPr>
+              <w:jc w:val="both"/>
+              <w:rPr>
+                <w:rFonts w:ascii="Times New Roman" w:hAnsi="Times New Roman" w:cs="Times New Roman"/>
+                <w:sz w:val="40"/>
+                <w:szCs w:val="40"/>
+              </w:rPr>
+            </w:pPr>
+            <w:r>
+              <w:rPr>
+                <w:rFonts w:ascii="Times New Roman" w:hAnsi="Times New Roman" w:cs="Times New Roman"/>
+                <w:sz w:val="40"/>
+                <w:szCs w:val="40"/>
+              </w:rPr>
+              <w:t xml:space="preserve"> #define x # &lt;nội dung&gt;</w:t>
+            </w:r>
+          </w:p>
+          <w:p>
+            <w:pPr>
+              <w:pStyle w:val="ListParagraph"/>
+              <w:ind w:left="1080"/>
+              <w:jc w:val="both"/>
+              <w:rPr>
+                <w:rFonts w:ascii="Times New Roman" w:hAnsi="Times New Roman" w:cs="Times New Roman"/>
+                <w:sz w:val="40"/>
+                <w:szCs w:val="40"/>
+              </w:rPr>
+            </w:pPr>
+            <w:r>
+              <w:rPr>
+                <w:rFonts w:ascii="Times New Roman" w:hAnsi="Times New Roman" w:cs="Times New Roman"/>
+                <w:sz w:val="40"/>
+                <w:szCs w:val="40"/>
+              </w:rPr>
+              <w:t xml:space="preserve">Toán tử </w:t>
+            </w:r>
+            <w:r>
+              <w:rPr>
+                <w:rFonts w:ascii="Times New Roman" w:hAnsi="Times New Roman" w:cs="Times New Roman"/>
+                <w:sz w:val="40"/>
+                <w:szCs w:val="40"/>
+              </w:rPr>
+              <w:t>#: để chuẩn hóa 1 đoạn văn bản thành kiểu “chuỗi”</w:t>
+            </w:r>
+            <w:r>
+              <w:rPr>
+                <w:rFonts w:ascii="Times New Roman" w:hAnsi="Times New Roman" w:cs="Times New Roman"/>
+                <w:sz w:val="40"/>
+                <w:szCs w:val="40"/>
+              </w:rPr>
+              <w:t xml:space="preserve"> bất kỳ</w:t>
+            </w:r>
+            <w:r>
+              <w:rPr>
+                <w:rFonts w:ascii="Times New Roman" w:hAnsi="Times New Roman" w:cs="Times New Roman"/>
+                <w:sz w:val="40"/>
+                <w:szCs w:val="40"/>
+              </w:rPr>
+              <w:br/>
+            </w:r>
+          </w:p>
+          <w:p>
+            <w:pPr>
+              <w:pStyle w:val="ListParagraph"/>
+              <w:ind w:left="1080"/>
+              <w:jc w:val="both"/>
+              <w:rPr>
+                <w:rFonts w:ascii="Times New Roman" w:hAnsi="Times New Roman" w:cs="Times New Roman"/>
+                <w:sz w:val="40"/>
+                <w:szCs w:val="40"/>
+              </w:rPr>
+            </w:pPr>
+          </w:p>
+        </w:tc>
+      </w:tr>
+      <w:tr>
+        <w:trPr>
+          <w:trHeight w:val="582"/>
+        </w:trPr>
+        <w:tc>
+          <w:tcPr>
+            <w:tcW w:w="4758" w:type="dxa"/>
+          </w:tcPr>
+          <w:p>
+            <w:pPr>
+              <w:pStyle w:val="ListParagraph"/>
+              <w:ind w:left="0"/>
+              <w:rPr>
+                <w:rFonts w:ascii="Times New Roman" w:hAnsi="Times New Roman" w:cs="Times New Roman"/>
+                <w:sz w:val="40"/>
+                <w:szCs w:val="40"/>
+              </w:rPr>
+            </w:pPr>
+          </w:p>
+        </w:tc>
+        <w:tc>
+          <w:tcPr>
+            <w:tcW w:w="5307" w:type="dxa"/>
+          </w:tcPr>
+          <w:p>
+            <w:pPr>
+              <w:pStyle w:val="ListParagraph"/>
+              <w:numPr>
+                <w:ilvl w:val="0"/>
+                <w:numId w:val="13"/>
+              </w:numPr>
+              <w:jc w:val="both"/>
+              <w:rPr>
+                <w:rFonts w:ascii="Times New Roman" w:hAnsi="Times New Roman" w:cs="Times New Roman"/>
+                <w:sz w:val="40"/>
+                <w:szCs w:val="40"/>
+              </w:rPr>
+            </w:pPr>
+            <w:r>
+              <w:rPr>
+                <w:rFonts w:ascii="Times New Roman" w:hAnsi="Times New Roman" w:cs="Times New Roman"/>
+                <w:sz w:val="40"/>
+                <w:szCs w:val="40"/>
+              </w:rPr>
+              <w:t xml:space="preserve">Toán tử ##: Nối chuỗi với nhau hoặc 2 văn bảng với nhau </w:t>
+            </w:r>
+          </w:p>
+          <w:p>
+            <w:pPr>
+              <w:pStyle w:val="ListParagraph"/>
+              <w:ind w:left="1080"/>
+              <w:jc w:val="both"/>
+              <w:rPr>
+                <w:rFonts w:ascii="Times New Roman" w:hAnsi="Times New Roman" w:cs="Times New Roman"/>
+                <w:sz w:val="40"/>
+                <w:szCs w:val="40"/>
+              </w:rPr>
+            </w:pPr>
+            <w:r>
+              <w:rPr>
+                <w:rFonts w:ascii="Times New Roman" w:hAnsi="Times New Roman" w:cs="Times New Roman"/>
+                <w:sz w:val="40"/>
+                <w:szCs w:val="40"/>
+              </w:rPr>
+              <w:t>Ví dụ:</w:t>
+            </w:r>
+          </w:p>
+          <w:p>
+            <w:pPr>
+              <w:jc w:val="both"/>
+              <w:rPr>
+                <w:rFonts w:ascii="Times New Roman" w:hAnsi="Times New Roman" w:cs="Times New Roman"/>
+                <w:sz w:val="40"/>
+                <w:szCs w:val="40"/>
+              </w:rPr>
+            </w:pPr>
+            <w:r>
+              <w:rPr>
+                <w:rFonts w:ascii="Times New Roman" w:hAnsi="Times New Roman" w:cs="Times New Roman"/>
+                <w:sz w:val="40"/>
+                <w:szCs w:val="40"/>
+              </w:rPr>
+              <w:t xml:space="preserve">#define n(prefix,number) </w:t>
+            </w:r>
+            <w:r>
+              <w:rPr>
+                <w:rFonts w:ascii="Times New Roman" w:hAnsi="Times New Roman" w:cs="Times New Roman"/>
+                <w:sz w:val="40"/>
+                <w:szCs w:val="40"/>
+              </w:rPr>
+              <w:t>int prefix##number</w:t>
+            </w:r>
+          </w:p>
+          <w:p>
+            <w:pPr>
+              <w:jc w:val="both"/>
+              <w:rPr>
+                <w:rFonts w:ascii="Times New Roman" w:hAnsi="Times New Roman" w:cs="Times New Roman"/>
+                <w:sz w:val="40"/>
+                <w:szCs w:val="40"/>
+              </w:rPr>
+            </w:pPr>
+            <w:r>
+              <w:rPr>
+                <w:rFonts w:ascii="Times New Roman" w:hAnsi="Times New Roman" w:cs="Times New Roman"/>
+                <w:sz w:val="40"/>
+                <w:szCs w:val="40"/>
+              </w:rPr>
+              <w:t>n(var,1) = var1</w:t>
+            </w:r>
+            <w:r>
+              <w:rPr>
+                <w:rFonts w:ascii="Times New Roman" w:hAnsi="Times New Roman" w:cs="Times New Roman"/>
+                <w:sz w:val="40"/>
+                <w:szCs w:val="40"/>
+              </w:rPr>
+              <w:t xml:space="preserve"> -&gt; biến</w:t>
+            </w:r>
+          </w:p>
+          <w:p>
+            <w:pPr>
+              <w:jc w:val="both"/>
+              <w:rPr>
+                <w:rFonts w:ascii="Times New Roman" w:hAnsi="Times New Roman" w:cs="Times New Roman"/>
+                <w:sz w:val="40"/>
+                <w:szCs w:val="40"/>
+              </w:rPr>
+            </w:pPr>
+            <w:r>
+              <w:rPr>
+                <w:rFonts w:ascii="Times New Roman" w:hAnsi="Times New Roman" w:cs="Times New Roman"/>
+                <w:sz w:val="40"/>
+                <w:szCs w:val="40"/>
+              </w:rPr>
+              <w:t>n(var,2) = var2</w:t>
+            </w:r>
+          </w:p>
+          <w:p>
+            <w:pPr>
+              <w:jc w:val="both"/>
+              <w:rPr>
+                <w:rFonts w:ascii="Times New Roman" w:hAnsi="Times New Roman" w:cs="Times New Roman"/>
+                <w:sz w:val="40"/>
+                <w:szCs w:val="40"/>
+              </w:rPr>
+            </w:pPr>
+          </w:p>
+        </w:tc>
+      </w:tr>
+      <w:tr>
+        <w:trPr>
+          <w:trHeight w:val="582"/>
+        </w:trPr>
+        <w:tc>
+          <w:tcPr>
+            <w:tcW w:w="4758" w:type="dxa"/>
+          </w:tcPr>
+          <w:p>
+            <w:pPr>
+              <w:pStyle w:val="ListParagraph"/>
+              <w:ind w:left="0"/>
+              <w:rPr>
+                <w:rFonts w:ascii="Times New Roman" w:hAnsi="Times New Roman" w:cs="Times New Roman"/>
+                <w:sz w:val="40"/>
+                <w:szCs w:val="40"/>
+              </w:rPr>
+            </w:pPr>
+          </w:p>
+        </w:tc>
+        <w:tc>
+          <w:tcPr>
+            <w:tcW w:w="5307" w:type="dxa"/>
+          </w:tcPr>
+          <w:p>
+            <w:pPr>
+              <w:pStyle w:val="ListParagraph"/>
+              <w:numPr>
+                <w:ilvl w:val="0"/>
+                <w:numId w:val="13"/>
+              </w:numPr>
+              <w:jc w:val="both"/>
+              <w:rPr>
+                <w:rFonts w:ascii="Times New Roman" w:hAnsi="Times New Roman" w:cs="Times New Roman"/>
+                <w:sz w:val="40"/>
+                <w:szCs w:val="40"/>
+              </w:rPr>
+            </w:pPr>
+            <w:r>
+              <w:rPr>
+                <w:rFonts w:ascii="Times New Roman" w:hAnsi="Times New Roman" w:cs="Times New Roman"/>
+                <w:sz w:val="40"/>
+                <w:szCs w:val="40"/>
+              </w:rPr>
+              <w:t>Variadic macro</w:t>
+            </w:r>
+            <w:r>
+              <w:rPr>
+                <w:rFonts w:ascii="Times New Roman" w:hAnsi="Times New Roman" w:cs="Times New Roman"/>
+                <w:sz w:val="40"/>
+                <w:szCs w:val="40"/>
+              </w:rPr>
+              <w:t xml:space="preserve"> (…)</w:t>
+            </w:r>
+            <w:r>
+              <w:rPr>
+                <w:rFonts w:ascii="Times New Roman" w:hAnsi="Times New Roman" w:cs="Times New Roman"/>
+                <w:sz w:val="40"/>
+                <w:szCs w:val="40"/>
+              </w:rPr>
+              <w:t xml:space="preserve">: </w:t>
+            </w:r>
+            <w:r>
+              <w:rPr>
+                <w:rFonts w:ascii="Times New Roman" w:hAnsi="Times New Roman" w:cs="Times New Roman"/>
+                <w:sz w:val="40"/>
+                <w:szCs w:val="40"/>
+              </w:rPr>
+              <w:t>toán tử</w:t>
+            </w:r>
+            <w:r>
+              <w:rPr>
+                <w:rFonts w:ascii="Times New Roman" w:hAnsi="Times New Roman" w:cs="Times New Roman"/>
+                <w:sz w:val="40"/>
+                <w:szCs w:val="40"/>
+              </w:rPr>
+              <w:t xml:space="preserve"> nhận tham số không giới hạn</w:t>
+            </w:r>
+          </w:p>
+          <w:p>
+            <w:pPr>
+              <w:pStyle w:val="ListParagraph"/>
+              <w:ind w:left="1080"/>
+              <w:jc w:val="both"/>
+              <w:rPr>
+                <w:rFonts w:ascii="Times New Roman" w:hAnsi="Times New Roman" w:cs="Times New Roman"/>
+                <w:sz w:val="40"/>
+                <w:szCs w:val="40"/>
+              </w:rPr>
+            </w:pPr>
+            <w:r>
+              <w:rPr>
+                <w:rFonts w:ascii="Times New Roman" w:hAnsi="Times New Roman" w:cs="Times New Roman"/>
+                <w:sz w:val="40"/>
+                <w:szCs w:val="40"/>
+              </w:rPr>
+              <w:t>_VA_ARGS_ hiển thị giá trị các tham số ra</w:t>
+            </w:r>
+          </w:p>
+        </w:tc>
+      </w:tr>
+      <w:tr>
+        <w:trPr>
+          <w:trHeight w:val="582"/>
+        </w:trPr>
+        <w:tc>
+          <w:tcPr>
+            <w:tcW w:w="4758" w:type="dxa"/>
+          </w:tcPr>
+          <w:p>
+            <w:pPr>
+              <w:pStyle w:val="ListParagraph"/>
+              <w:ind w:left="0"/>
+              <w:rPr>
+                <w:rFonts w:ascii="Times New Roman" w:hAnsi="Times New Roman" w:cs="Times New Roman"/>
+                <w:sz w:val="40"/>
+                <w:szCs w:val="40"/>
+              </w:rPr>
+            </w:pPr>
+          </w:p>
+        </w:tc>
+        <w:tc>
+          <w:tcPr>
+            <w:tcW w:w="5307" w:type="dxa"/>
+          </w:tcPr>
+          <w:p>
+            <w:pPr>
+              <w:pStyle w:val="ListParagraph"/>
+              <w:numPr>
+                <w:ilvl w:val="0"/>
+                <w:numId w:val="13"/>
+              </w:numPr>
+              <w:jc w:val="both"/>
+              <w:rPr>
+                <w:rFonts w:ascii="Times New Roman" w:hAnsi="Times New Roman" w:cs="Times New Roman"/>
+                <w:sz w:val="40"/>
+                <w:szCs w:val="40"/>
+              </w:rPr>
+            </w:pPr>
+            <w:r>
+              <w:rPr>
+                <w:rFonts w:ascii="Times New Roman" w:hAnsi="Times New Roman" w:cs="Times New Roman"/>
+                <w:sz w:val="40"/>
+                <w:szCs w:val="40"/>
+              </w:rPr>
+              <w:t>Khi dùng for phải biết trước số lượng kết thúc</w:t>
+            </w:r>
+          </w:p>
+        </w:tc>
+      </w:tr>
+      <w:tr>
+        <w:trPr>
+          <w:trHeight w:val="582"/>
+        </w:trPr>
+        <w:tc>
+          <w:tcPr>
+            <w:tcW w:w="4758" w:type="dxa"/>
+          </w:tcPr>
+          <w:p>
+            <w:pPr>
+              <w:pStyle w:val="ListParagraph"/>
+              <w:ind w:left="0"/>
+              <w:rPr>
+                <w:rFonts w:ascii="Times New Roman" w:hAnsi="Times New Roman" w:cs="Times New Roman"/>
+                <w:sz w:val="40"/>
+                <w:szCs w:val="40"/>
+              </w:rPr>
+            </w:pPr>
+          </w:p>
+        </w:tc>
+        <w:tc>
+          <w:tcPr>
+            <w:tcW w:w="5307" w:type="dxa"/>
+          </w:tcPr>
+          <w:p>
+            <w:pPr>
+              <w:pStyle w:val="ListParagraph"/>
+              <w:numPr>
+                <w:ilvl w:val="0"/>
+                <w:numId w:val="13"/>
+              </w:numPr>
+              <w:jc w:val="both"/>
+              <w:rPr>
+                <w:rFonts w:ascii="Times New Roman" w:hAnsi="Times New Roman" w:cs="Times New Roman"/>
+                <w:sz w:val="40"/>
+                <w:szCs w:val="40"/>
+              </w:rPr>
+            </w:pPr>
+            <w:r>
+              <w:rPr>
+                <w:rFonts w:ascii="Times New Roman" w:hAnsi="Times New Roman" w:cs="Times New Roman"/>
+                <w:sz w:val="40"/>
+                <w:szCs w:val="40"/>
+              </w:rPr>
+              <w:t>Công thức tính số lượng phần tử của bất kỳ dữ liệu nào cho mọi mảng:</w:t>
+            </w:r>
+          </w:p>
+          <w:p>
+            <w:pPr>
+              <w:pStyle w:val="ListParagraph"/>
+              <w:ind w:left="1080"/>
+              <w:jc w:val="both"/>
+              <w:rPr>
+                <w:rFonts w:ascii="Times New Roman" w:hAnsi="Times New Roman" w:cs="Times New Roman"/>
+                <w:sz w:val="40"/>
+                <w:szCs w:val="40"/>
+              </w:rPr>
+            </w:pPr>
+            <w:r>
+              <w:rPr>
+                <w:rFonts w:ascii="Times New Roman" w:hAnsi="Times New Roman" w:cs="Times New Roman"/>
+                <w:sz w:val="40"/>
+                <w:szCs w:val="40"/>
+              </w:rPr>
+              <w:t>sizeof(arr) : kích thước của mảng</w:t>
+            </w:r>
+          </w:p>
+          <w:p>
+            <w:pPr>
+              <w:pStyle w:val="ListParagraph"/>
+              <w:numPr>
+                <w:ilvl w:val="0"/>
+                <w:numId w:val="5"/>
+              </w:numPr>
+              <w:jc w:val="both"/>
+              <w:rPr>
+                <w:rFonts w:ascii="Times New Roman" w:hAnsi="Times New Roman" w:cs="Times New Roman"/>
+                <w:sz w:val="40"/>
+                <w:szCs w:val="40"/>
+              </w:rPr>
+            </w:pPr>
+            <w:r>
+              <w:rPr>
+                <w:rFonts w:ascii="Times New Roman" w:hAnsi="Times New Roman" w:cs="Times New Roman"/>
+                <w:sz w:val="40"/>
+                <w:szCs w:val="40"/>
+              </w:rPr>
+              <w:lastRenderedPageBreak/>
+              <w:t xml:space="preserve">Kích thước mảng phụ thuộc vào 2 thành phần, </w:t>
+            </w:r>
+          </w:p>
+          <w:p>
+            <w:pPr>
+              <w:pStyle w:val="ListParagraph"/>
+              <w:numPr>
+                <w:ilvl w:val="0"/>
+                <w:numId w:val="5"/>
+              </w:numPr>
+              <w:jc w:val="both"/>
+              <w:rPr>
+                <w:rFonts w:ascii="Times New Roman" w:hAnsi="Times New Roman" w:cs="Times New Roman"/>
+                <w:sz w:val="40"/>
+                <w:szCs w:val="40"/>
+              </w:rPr>
+            </w:pPr>
+            <w:r>
+              <w:rPr>
+                <w:rFonts w:ascii="Times New Roman" w:hAnsi="Times New Roman" w:cs="Times New Roman"/>
+                <w:sz w:val="40"/>
+                <w:szCs w:val="40"/>
+              </w:rPr>
+              <w:t>Số Lượng phần tử</w:t>
+            </w:r>
+          </w:p>
+          <w:p>
+            <w:pPr>
+              <w:pStyle w:val="ListParagraph"/>
+              <w:numPr>
+                <w:ilvl w:val="0"/>
+                <w:numId w:val="5"/>
+              </w:numPr>
+              <w:jc w:val="both"/>
+              <w:rPr>
+                <w:rFonts w:ascii="Times New Roman" w:hAnsi="Times New Roman" w:cs="Times New Roman"/>
+                <w:sz w:val="40"/>
+                <w:szCs w:val="40"/>
+              </w:rPr>
+            </w:pPr>
+            <w:r>
+              <w:rPr>
+                <w:rFonts w:ascii="Times New Roman" w:hAnsi="Times New Roman" w:cs="Times New Roman"/>
+                <w:sz w:val="40"/>
+                <w:szCs w:val="40"/>
+              </w:rPr>
+              <w:t>Kích thước phần tử</w:t>
+            </w:r>
+          </w:p>
+          <w:p>
+            <w:pPr>
+              <w:pStyle w:val="ListParagraph"/>
+              <w:jc w:val="both"/>
+              <w:rPr>
+                <w:rFonts w:ascii="Times New Roman" w:hAnsi="Times New Roman" w:cs="Times New Roman"/>
+                <w:sz w:val="40"/>
+                <w:szCs w:val="40"/>
+              </w:rPr>
+            </w:pPr>
+            <w:r>
+              <w:rPr>
+                <w:rFonts w:ascii="Times New Roman" w:hAnsi="Times New Roman" w:cs="Times New Roman"/>
+                <w:sz w:val="40"/>
+                <w:szCs w:val="40"/>
+              </w:rPr>
+              <w:t>Int arr[5] -&gt; kích thước của mảng 5*4 = 20 bytes</w:t>
+            </w:r>
+          </w:p>
+          <w:p>
+            <w:pPr>
+              <w:pStyle w:val="ListParagraph"/>
+              <w:numPr>
+                <w:ilvl w:val="0"/>
+                <w:numId w:val="5"/>
+              </w:numPr>
+              <w:jc w:val="both"/>
+              <w:rPr>
+                <w:rFonts w:ascii="Times New Roman" w:hAnsi="Times New Roman" w:cs="Times New Roman"/>
+                <w:sz w:val="40"/>
+                <w:szCs w:val="40"/>
+              </w:rPr>
+            </w:pPr>
+            <m:oMath>
+              <m:r>
+                <w:rPr>
+                  <w:rFonts w:ascii="Cambria Math" w:hAnsi="Cambria Math" w:cs="Times New Roman"/>
+                  <w:sz w:val="40"/>
+                  <w:szCs w:val="40"/>
+                </w:rPr>
+                <m:t xml:space="preserve">số lượng pt= </m:t>
+              </m:r>
+              <m:f>
+                <m:fPr>
+                  <m:ctrlPr>
+                    <w:rPr>
+                      <w:rFonts w:ascii="Cambria Math" w:hAnsi="Cambria Math" w:cs="Times New Roman"/>
+                      <w:i/>
+                      <w:sz w:val="40"/>
+                      <w:szCs w:val="40"/>
+                    </w:rPr>
+                  </m:ctrlPr>
+                </m:fPr>
+                <m:num>
+                  <m:r>
+                    <w:rPr>
+                      <w:rFonts w:ascii="Cambria Math" w:hAnsi="Cambria Math" w:cs="Times New Roman"/>
+                      <w:sz w:val="40"/>
+                      <w:szCs w:val="40"/>
+                    </w:rPr>
+                    <m:t>kích thước mảng</m:t>
+                  </m:r>
+                </m:num>
+                <m:den>
+                  <m:r>
+                    <w:rPr>
+                      <w:rFonts w:ascii="Cambria Math" w:hAnsi="Cambria Math" w:cs="Times New Roman"/>
+                      <w:sz w:val="40"/>
+                      <w:szCs w:val="40"/>
+                    </w:rPr>
+                    <m:t>kích thước 1 phần tử</m:t>
+                  </m:r>
+                </m:den>
+              </m:f>
+            </m:oMath>
+          </w:p>
+          <w:p>
+            <w:pPr>
+              <w:pStyle w:val="ListParagraph"/>
+              <w:numPr>
+                <w:ilvl w:val="0"/>
+                <w:numId w:val="5"/>
+              </w:numPr>
+              <w:jc w:val="both"/>
+              <w:rPr>
+                <w:rFonts w:ascii="Times New Roman" w:hAnsi="Times New Roman" w:cs="Times New Roman"/>
                 <w:b/>
                 <w:bCs/>
                 <w:sz w:val="40"/>
                 <w:szCs w:val="40"/>
-                <w:highlight w:val="yellow"/>
-              </w:rPr>
-              <w:t>“</w:t>
-            </w:r>
-            <w:proofErr w:type="gramStart"/>
-            <w:r>
+              </w:rPr>
+            </w:pPr>
+            <m:oMath>
+              <m:r>
+                <m:rPr>
+                  <m:sty m:val="bi"/>
+                </m:rPr>
+                <w:rPr>
+                  <w:rFonts w:ascii="Cambria Math" w:hAnsi="Cambria Math" w:cs="Times New Roman"/>
+                  <w:sz w:val="40"/>
+                  <w:szCs w:val="40"/>
+                </w:rPr>
+                <m:t>sizeof(arr[])/sizeof(arr[0])</m:t>
+              </m:r>
+            </m:oMath>
+          </w:p>
+          <w:p>
+            <w:pPr>
+              <w:pStyle w:val="ListParagraph"/>
+              <w:numPr>
+                <w:ilvl w:val="0"/>
+                <w:numId w:val="5"/>
+              </w:numPr>
+              <w:jc w:val="both"/>
               <w:rPr>
                 <w:rFonts w:ascii="Times New Roman" w:hAnsi="Times New Roman" w:cs="Times New Roman"/>
                 <w:b/>
                 <w:bCs/>
                 <w:sz w:val="40"/>
                 <w:szCs w:val="40"/>
-                <w:highlight w:val="yellow"/>
-              </w:rPr>
-              <w:t>”</w:t>
-            </w:r>
+              </w:rPr>
+            </w:pPr>
             <w:r>
               <w:rPr>
                 <w:rFonts w:ascii="Times New Roman" w:hAnsi="Times New Roman" w:cs="Times New Roman"/>
@@ -5974,10 +4255,20 @@
                 <w:bCs/>
                 <w:sz w:val="40"/>
                 <w:szCs w:val="40"/>
-                <w:highlight w:val="yellow"/>
-              </w:rPr>
-              <w:t xml:space="preserve"> </w:t>
-            </w:r>
+              </w:rPr>
+              <w:t>#define sum(…)/</w:t>
+            </w:r>
+          </w:p>
+          <w:p>
+            <w:pPr>
+              <w:ind w:left="360"/>
+              <w:jc w:val="both"/>
+              <w:rPr>
+                <w:rFonts w:ascii="Times New Roman" w:hAnsi="Times New Roman" w:cs="Times New Roman"/>
+                <w:sz w:val="40"/>
+                <w:szCs w:val="40"/>
+              </w:rPr>
+            </w:pPr>
             <w:r>
               <w:rPr>
                 <w:rFonts w:ascii="Times New Roman" w:hAnsi="Times New Roman" w:cs="Times New Roman"/>
@@ -5985,371 +4276,119 @@
                 <w:bCs/>
                 <w:sz w:val="40"/>
                 <w:szCs w:val="40"/>
-                <w:highlight w:val="yellow"/>
-              </w:rPr>
-              <w:t>:</w:t>
-            </w:r>
-            <w:proofErr w:type="gramEnd"/>
-            <w:r>
-              <w:rPr>
-                <w:rFonts w:ascii="Times New Roman" w:hAnsi="Times New Roman" w:cs="Times New Roman"/>
-                <w:sz w:val="40"/>
-                <w:szCs w:val="40"/>
-              </w:rPr>
-              <w:t xml:space="preserve"> </w:t>
-            </w:r>
-            <w:proofErr w:type="spellStart"/>
-            <w:r>
-              <w:rPr>
-                <w:rFonts w:ascii="Times New Roman" w:hAnsi="Times New Roman" w:cs="Times New Roman"/>
-                <w:sz w:val="40"/>
-                <w:szCs w:val="40"/>
-              </w:rPr>
-              <w:t>Những</w:t>
-            </w:r>
-            <w:proofErr w:type="spellEnd"/>
-            <w:r>
-              <w:rPr>
-                <w:rFonts w:ascii="Times New Roman" w:hAnsi="Times New Roman" w:cs="Times New Roman"/>
-                <w:sz w:val="40"/>
-                <w:szCs w:val="40"/>
-              </w:rPr>
-              <w:t xml:space="preserve"> </w:t>
-            </w:r>
-            <w:proofErr w:type="spellStart"/>
-            <w:r>
-              <w:rPr>
-                <w:rFonts w:ascii="Times New Roman" w:hAnsi="Times New Roman" w:cs="Times New Roman"/>
-                <w:b/>
-                <w:bCs/>
-                <w:sz w:val="40"/>
-                <w:szCs w:val="40"/>
-              </w:rPr>
-              <w:t>thư</w:t>
-            </w:r>
-            <w:proofErr w:type="spellEnd"/>
-            <w:r>
-              <w:rPr>
-                <w:rFonts w:ascii="Times New Roman" w:hAnsi="Times New Roman" w:cs="Times New Roman"/>
-                <w:b/>
-                <w:bCs/>
-                <w:sz w:val="40"/>
-                <w:szCs w:val="40"/>
-              </w:rPr>
-              <w:t xml:space="preserve"> </w:t>
-            </w:r>
-            <w:proofErr w:type="spellStart"/>
-            <w:r>
-              <w:rPr>
-                <w:rFonts w:ascii="Times New Roman" w:hAnsi="Times New Roman" w:cs="Times New Roman"/>
-                <w:b/>
-                <w:bCs/>
-                <w:sz w:val="40"/>
-                <w:szCs w:val="40"/>
-              </w:rPr>
-              <w:t>viện</w:t>
-            </w:r>
-            <w:proofErr w:type="spellEnd"/>
-            <w:r>
-              <w:rPr>
-                <w:rFonts w:ascii="Times New Roman" w:hAnsi="Times New Roman" w:cs="Times New Roman"/>
-                <w:b/>
-                <w:bCs/>
-                <w:sz w:val="40"/>
-                <w:szCs w:val="40"/>
-              </w:rPr>
-              <w:t xml:space="preserve"> </w:t>
-            </w:r>
-            <w:proofErr w:type="spellStart"/>
-            <w:r>
-              <w:rPr>
-                <w:rFonts w:ascii="Times New Roman" w:hAnsi="Times New Roman" w:cs="Times New Roman"/>
-                <w:b/>
-                <w:bCs/>
-                <w:sz w:val="40"/>
-                <w:szCs w:val="40"/>
-              </w:rPr>
-              <w:t>tự</w:t>
-            </w:r>
-            <w:proofErr w:type="spellEnd"/>
-            <w:r>
-              <w:rPr>
-                <w:rFonts w:ascii="Times New Roman" w:hAnsi="Times New Roman" w:cs="Times New Roman"/>
-                <w:b/>
-                <w:bCs/>
-                <w:sz w:val="40"/>
-                <w:szCs w:val="40"/>
-              </w:rPr>
-              <w:t xml:space="preserve"> </w:t>
-            </w:r>
-            <w:proofErr w:type="spellStart"/>
-            <w:r>
-              <w:rPr>
-                <w:rFonts w:ascii="Times New Roman" w:hAnsi="Times New Roman" w:cs="Times New Roman"/>
-                <w:b/>
-                <w:bCs/>
-                <w:sz w:val="40"/>
-                <w:szCs w:val="40"/>
-              </w:rPr>
-              <w:t>định</w:t>
-            </w:r>
-            <w:proofErr w:type="spellEnd"/>
-            <w:r>
-              <w:rPr>
-                <w:rFonts w:ascii="Times New Roman" w:hAnsi="Times New Roman" w:cs="Times New Roman"/>
-                <w:b/>
-                <w:bCs/>
-                <w:sz w:val="40"/>
-                <w:szCs w:val="40"/>
-              </w:rPr>
-              <w:t xml:space="preserve"> </w:t>
-            </w:r>
-            <w:proofErr w:type="spellStart"/>
-            <w:r>
-              <w:rPr>
-                <w:rFonts w:ascii="Times New Roman" w:hAnsi="Times New Roman" w:cs="Times New Roman"/>
-                <w:b/>
-                <w:bCs/>
-                <w:sz w:val="40"/>
-                <w:szCs w:val="40"/>
-              </w:rPr>
-              <w:t>nghĩa</w:t>
-            </w:r>
-            <w:proofErr w:type="spellEnd"/>
-            <w:r>
-              <w:rPr>
-                <w:rFonts w:ascii="Times New Roman" w:hAnsi="Times New Roman" w:cs="Times New Roman"/>
-                <w:b/>
-                <w:bCs/>
-                <w:sz w:val="40"/>
-                <w:szCs w:val="40"/>
-              </w:rPr>
-              <w:t xml:space="preserve">, </w:t>
-            </w:r>
-            <w:proofErr w:type="spellStart"/>
-            <w:r>
-              <w:rPr>
-                <w:rFonts w:ascii="Times New Roman" w:hAnsi="Times New Roman" w:cs="Times New Roman"/>
-                <w:b/>
-                <w:bCs/>
-                <w:sz w:val="40"/>
-                <w:szCs w:val="40"/>
-              </w:rPr>
-              <w:t>tự</w:t>
-            </w:r>
-            <w:proofErr w:type="spellEnd"/>
-            <w:r>
-              <w:rPr>
-                <w:rFonts w:ascii="Times New Roman" w:hAnsi="Times New Roman" w:cs="Times New Roman"/>
-                <w:b/>
-                <w:bCs/>
-                <w:sz w:val="40"/>
-                <w:szCs w:val="40"/>
-              </w:rPr>
-              <w:t xml:space="preserve"> </w:t>
-            </w:r>
-            <w:proofErr w:type="spellStart"/>
-            <w:r>
-              <w:rPr>
-                <w:rFonts w:ascii="Times New Roman" w:hAnsi="Times New Roman" w:cs="Times New Roman"/>
-                <w:b/>
-                <w:bCs/>
-                <w:sz w:val="40"/>
-                <w:szCs w:val="40"/>
-              </w:rPr>
-              <w:t>viết</w:t>
-            </w:r>
-            <w:proofErr w:type="spellEnd"/>
-            <w:r>
-              <w:rPr>
-                <w:rFonts w:ascii="Times New Roman" w:hAnsi="Times New Roman" w:cs="Times New Roman"/>
-                <w:b/>
-                <w:bCs/>
-                <w:sz w:val="40"/>
-                <w:szCs w:val="40"/>
-              </w:rPr>
-              <w:t xml:space="preserve"> </w:t>
-            </w:r>
-            <w:proofErr w:type="spellStart"/>
-            <w:r>
-              <w:rPr>
-                <w:rFonts w:ascii="Times New Roman" w:hAnsi="Times New Roman" w:cs="Times New Roman"/>
-                <w:b/>
-                <w:bCs/>
-                <w:sz w:val="40"/>
-                <w:szCs w:val="40"/>
-              </w:rPr>
-              <w:t>ra</w:t>
-            </w:r>
-            <w:proofErr w:type="spellEnd"/>
-            <w:r>
-              <w:rPr>
-                <w:rFonts w:ascii="Times New Roman" w:hAnsi="Times New Roman" w:cs="Times New Roman"/>
-                <w:sz w:val="40"/>
-                <w:szCs w:val="40"/>
-              </w:rPr>
-              <w:t xml:space="preserve">, </w:t>
-            </w:r>
-            <w:proofErr w:type="spellStart"/>
-            <w:r>
-              <w:rPr>
-                <w:rFonts w:ascii="Times New Roman" w:hAnsi="Times New Roman" w:cs="Times New Roman"/>
-                <w:sz w:val="40"/>
-                <w:szCs w:val="40"/>
-              </w:rPr>
-              <w:t>tìm</w:t>
-            </w:r>
-            <w:proofErr w:type="spellEnd"/>
-            <w:r>
-              <w:rPr>
-                <w:rFonts w:ascii="Times New Roman" w:hAnsi="Times New Roman" w:cs="Times New Roman"/>
-                <w:sz w:val="40"/>
-                <w:szCs w:val="40"/>
-              </w:rPr>
-              <w:t xml:space="preserve"> </w:t>
-            </w:r>
-            <w:proofErr w:type="spellStart"/>
-            <w:r>
-              <w:rPr>
-                <w:rFonts w:ascii="Times New Roman" w:hAnsi="Times New Roman" w:cs="Times New Roman"/>
-                <w:sz w:val="40"/>
-                <w:szCs w:val="40"/>
-              </w:rPr>
-              <w:t>kiếm</w:t>
-            </w:r>
-            <w:proofErr w:type="spellEnd"/>
-            <w:r>
-              <w:rPr>
-                <w:rFonts w:ascii="Times New Roman" w:hAnsi="Times New Roman" w:cs="Times New Roman"/>
-                <w:sz w:val="40"/>
-                <w:szCs w:val="40"/>
-              </w:rPr>
-              <w:t xml:space="preserve"> </w:t>
-            </w:r>
-            <w:proofErr w:type="spellStart"/>
-            <w:r>
-              <w:rPr>
-                <w:rFonts w:ascii="Times New Roman" w:hAnsi="Times New Roman" w:cs="Times New Roman"/>
-                <w:sz w:val="40"/>
-                <w:szCs w:val="40"/>
-              </w:rPr>
-              <w:t>trong</w:t>
-            </w:r>
-            <w:proofErr w:type="spellEnd"/>
-            <w:r>
-              <w:rPr>
-                <w:rFonts w:ascii="Times New Roman" w:hAnsi="Times New Roman" w:cs="Times New Roman"/>
-                <w:sz w:val="40"/>
-                <w:szCs w:val="40"/>
-              </w:rPr>
-              <w:t xml:space="preserve"> </w:t>
-            </w:r>
-            <w:proofErr w:type="spellStart"/>
-            <w:r>
-              <w:rPr>
-                <w:rFonts w:ascii="Times New Roman" w:hAnsi="Times New Roman" w:cs="Times New Roman"/>
-                <w:sz w:val="40"/>
-                <w:szCs w:val="40"/>
-              </w:rPr>
-              <w:t>thư</w:t>
-            </w:r>
-            <w:proofErr w:type="spellEnd"/>
-            <w:r>
-              <w:rPr>
-                <w:rFonts w:ascii="Times New Roman" w:hAnsi="Times New Roman" w:cs="Times New Roman"/>
-                <w:sz w:val="40"/>
-                <w:szCs w:val="40"/>
-              </w:rPr>
-              <w:t xml:space="preserve"> </w:t>
-            </w:r>
-            <w:proofErr w:type="spellStart"/>
-            <w:r>
-              <w:rPr>
-                <w:rFonts w:ascii="Times New Roman" w:hAnsi="Times New Roman" w:cs="Times New Roman"/>
-                <w:sz w:val="40"/>
-                <w:szCs w:val="40"/>
-              </w:rPr>
-              <w:t>mục</w:t>
-            </w:r>
-            <w:proofErr w:type="spellEnd"/>
-            <w:r>
-              <w:rPr>
-                <w:rFonts w:ascii="Times New Roman" w:hAnsi="Times New Roman" w:cs="Times New Roman"/>
-                <w:sz w:val="40"/>
-                <w:szCs w:val="40"/>
-              </w:rPr>
-              <w:t xml:space="preserve"> </w:t>
-            </w:r>
-            <w:proofErr w:type="spellStart"/>
-            <w:r>
-              <w:rPr>
-                <w:rFonts w:ascii="Times New Roman" w:hAnsi="Times New Roman" w:cs="Times New Roman"/>
-                <w:sz w:val="40"/>
-                <w:szCs w:val="40"/>
-              </w:rPr>
-              <w:t>chứ</w:t>
-            </w:r>
-            <w:r>
-              <w:rPr>
-                <w:rFonts w:ascii="Times New Roman" w:hAnsi="Times New Roman" w:cs="Times New Roman"/>
-                <w:sz w:val="40"/>
-                <w:szCs w:val="40"/>
-              </w:rPr>
-              <w:t>a</w:t>
-            </w:r>
-            <w:proofErr w:type="spellEnd"/>
-            <w:r>
-              <w:rPr>
-                <w:rFonts w:ascii="Times New Roman" w:hAnsi="Times New Roman" w:cs="Times New Roman"/>
-                <w:sz w:val="40"/>
-                <w:szCs w:val="40"/>
-              </w:rPr>
-              <w:t xml:space="preserve"> project </w:t>
-            </w:r>
-            <w:proofErr w:type="spellStart"/>
-            <w:r>
-              <w:rPr>
-                <w:rFonts w:ascii="Times New Roman" w:hAnsi="Times New Roman" w:cs="Times New Roman"/>
-                <w:sz w:val="40"/>
-                <w:szCs w:val="40"/>
-              </w:rPr>
-              <w:t>hiện</w:t>
-            </w:r>
-            <w:proofErr w:type="spellEnd"/>
-            <w:r>
-              <w:rPr>
-                <w:rFonts w:ascii="Times New Roman" w:hAnsi="Times New Roman" w:cs="Times New Roman"/>
-                <w:sz w:val="40"/>
-                <w:szCs w:val="40"/>
-              </w:rPr>
-              <w:t xml:space="preserve"> </w:t>
-            </w:r>
-            <w:proofErr w:type="spellStart"/>
-            <w:r>
-              <w:rPr>
-                <w:rFonts w:ascii="Times New Roman" w:hAnsi="Times New Roman" w:cs="Times New Roman"/>
-                <w:sz w:val="40"/>
-                <w:szCs w:val="40"/>
-              </w:rPr>
-              <w:t>tại</w:t>
-            </w:r>
-            <w:proofErr w:type="spellEnd"/>
-            <w:r>
-              <w:rPr>
-                <w:rFonts w:ascii="Times New Roman" w:hAnsi="Times New Roman" w:cs="Times New Roman"/>
-                <w:sz w:val="40"/>
-                <w:szCs w:val="40"/>
-              </w:rPr>
-              <w:t>.</w:t>
-            </w:r>
-            <w:r>
-              <w:rPr>
-                <w:rFonts w:ascii="Times New Roman" w:hAnsi="Times New Roman" w:cs="Times New Roman"/>
-                <w:sz w:val="40"/>
-                <w:szCs w:val="40"/>
-              </w:rPr>
-              <w:t xml:space="preserve"> </w:t>
-            </w:r>
+              </w:rPr>
+              <w:t xml:space="preserve">                               / </w:t>
+            </w:r>
+            <w:r>
+              <w:rPr>
+                <w:rFonts w:ascii="Times New Roman" w:hAnsi="Times New Roman" w:cs="Times New Roman"/>
+                <w:sz w:val="40"/>
+                <w:szCs w:val="40"/>
+              </w:rPr>
+              <w:t>link đến dòng kề cuối, thay thế thành 1 hàm</w:t>
+            </w:r>
+          </w:p>
+          <w:p>
+            <w:pPr>
+              <w:pStyle w:val="ListParagraph"/>
+              <w:ind w:left="1080"/>
+              <w:jc w:val="both"/>
+              <w:rPr>
+                <w:rFonts w:ascii="Times New Roman" w:hAnsi="Times New Roman" w:cs="Times New Roman"/>
+                <w:sz w:val="40"/>
+                <w:szCs w:val="40"/>
+              </w:rPr>
+            </w:pPr>
+          </w:p>
+        </w:tc>
+      </w:tr>
+      <w:tr>
+        <w:trPr>
+          <w:trHeight w:val="582"/>
+        </w:trPr>
+        <w:tc>
+          <w:tcPr>
+            <w:tcW w:w="4758" w:type="dxa"/>
+          </w:tcPr>
+          <w:p>
+            <w:pPr>
+              <w:pStyle w:val="ListParagraph"/>
+              <w:ind w:left="0"/>
+              <w:rPr>
+                <w:rFonts w:ascii="Times New Roman" w:hAnsi="Times New Roman" w:cs="Times New Roman"/>
+                <w:sz w:val="40"/>
+                <w:szCs w:val="40"/>
+              </w:rPr>
+            </w:pPr>
+          </w:p>
+        </w:tc>
+        <w:tc>
+          <w:tcPr>
+            <w:tcW w:w="5307" w:type="dxa"/>
+          </w:tcPr>
+          <w:p>
+            <w:pPr>
+              <w:pStyle w:val="ListParagraph"/>
+              <w:numPr>
+                <w:ilvl w:val="0"/>
+                <w:numId w:val="13"/>
+              </w:numPr>
+              <w:jc w:val="both"/>
+              <w:rPr>
+                <w:rFonts w:ascii="Times New Roman" w:hAnsi="Times New Roman" w:cs="Times New Roman"/>
+                <w:sz w:val="40"/>
+                <w:szCs w:val="40"/>
+              </w:rPr>
+            </w:pPr>
+            <w:r>
+              <w:rPr>
+                <w:rFonts w:ascii="Times New Roman" w:hAnsi="Times New Roman" w:cs="Times New Roman"/>
+                <w:sz w:val="40"/>
+                <w:szCs w:val="40"/>
+              </w:rPr>
+              <w:t>Nguyên tắc viết code dễ mở rộng và không được tác động vào code cũ</w:t>
+            </w:r>
+          </w:p>
+        </w:tc>
+      </w:tr>
+      <w:tr>
+        <w:trPr>
+          <w:trHeight w:val="582"/>
+        </w:trPr>
+        <w:tc>
+          <w:tcPr>
+            <w:tcW w:w="4758" w:type="dxa"/>
+          </w:tcPr>
+          <w:p>
+            <w:pPr>
+              <w:pStyle w:val="ListParagraph"/>
+              <w:ind w:left="0"/>
+              <w:rPr>
+                <w:rFonts w:ascii="Times New Roman" w:hAnsi="Times New Roman" w:cs="Times New Roman"/>
+                <w:sz w:val="40"/>
+                <w:szCs w:val="40"/>
+              </w:rPr>
+            </w:pPr>
+          </w:p>
+        </w:tc>
+        <w:tc>
+          <w:tcPr>
+            <w:tcW w:w="5307" w:type="dxa"/>
+          </w:tcPr>
+          <w:p>
+            <w:pPr>
+              <w:pStyle w:val="ListParagraph"/>
+              <w:numPr>
+                <w:ilvl w:val="0"/>
+                <w:numId w:val="13"/>
+              </w:numPr>
+              <w:jc w:val="both"/>
+              <w:rPr>
+                <w:rFonts w:ascii="Times New Roman" w:hAnsi="Times New Roman" w:cs="Times New Roman"/>
+                <w:sz w:val="40"/>
+                <w:szCs w:val="40"/>
+              </w:rPr>
+            </w:pPr>
           </w:p>
         </w:tc>
       </w:tr>
@@ -9473,6 +7512,16 @@
       </w:tblBorders>
     </w:tblPr>
   </w:style>
+  <w:style w:type="character" w:styleId="PlaceholderText">
+    <w:name w:val="Placeholder Text"/>
+    <w:basedOn w:val="DefaultParagraphFont"/>
+    <w:uiPriority w:val="99"/>
+    <w:semiHidden/>
+    <w:rsid w:val="00DF5A86"/>
+    <w:rPr>
+      <w:color w:val="666666"/>
+    </w:rPr>
+  </w:style>
 </w:styles>
 </file>
 
